--- a/CarProject/BaoCao_HeThong_MyLxCar.docx
+++ b/CarProject/BaoCao_HeThong_MyLxCar.docx
@@ -4,44 +4,15 @@
   <w:body>
     <w:p>
       <w:pPr>
-        <w:spacing w:after="80"/>
         <w:jc w:val="center"/>
       </w:pPr>
       <w:r>
         <w:rPr>
-          <w:rFonts w:ascii="Times New Roman" w:hAnsi="Times New Roman"/>
+          <w:rFonts w:ascii="Arial" w:hAnsi="Arial"/>
           <w:b/>
-          <w:sz w:val="72"/>
+          <w:sz w:val="48"/>
         </w:rPr>
-        <w:t>MyLxCar Showroom</w:t>
-      </w:r>
-    </w:p>
-    <w:p>
-      <w:pPr>
-        <w:spacing w:after="80"/>
-        <w:jc w:val="center"/>
-      </w:pPr>
-      <w:r>
-        <w:rPr>
-          <w:rFonts w:ascii="Times New Roman" w:hAnsi="Times New Roman"/>
-          <w:b w:val="0"/>
-          <w:sz w:val="36"/>
-        </w:rPr>
-        <w:t>HỆ THỐNG QUẢN LÝ SHOWROOM XE HƠI CAO CẤP - MyLxCar</w:t>
-      </w:r>
-    </w:p>
-    <w:p>
-      <w:pPr>
-        <w:spacing w:after="80"/>
-        <w:jc w:val="center"/>
-      </w:pPr>
-      <w:r>
-        <w:rPr>
-          <w:rFonts w:ascii="Times New Roman" w:hAnsi="Times New Roman"/>
-          <w:b/>
-          <w:sz w:val="28"/>
-        </w:rPr>
-        <w:t>BÁO CÁO TỔNG QUAN KIẾN TRÚC HỆ THỐNG</w:t>
+        <w:t>BÁO CÁO HỆ THỐNG MYLXCAR</w:t>
       </w:r>
     </w:p>
     <w:p>
@@ -50,121 +21,77 @@
       </w:pPr>
       <w:r>
         <w:rPr>
-          <w:rFonts w:ascii="Times New Roman" w:hAnsi="Times New Roman"/>
+          <w:i/>
           <w:sz w:val="24"/>
         </w:rPr>
-        <w:t>Nền tảng: ASP.NET Core 10.0 . Razor Pages . SQL Server . Docker . Cloudflare Tunnel</w:t>
+        <w:t>Website bán xe hạng sang, quản lý showroom, đơn cọc, lịch hẹn, thống kê doanh thu và tích hợp thanh toán</w:t>
       </w:r>
     </w:p>
     <w:p>
-      <w:pPr>
-        <w:jc w:val="center"/>
-      </w:pPr>
+      <w:r>
+        <w:t>Sinh viên: Nhóm phát triển MyLxCar</w:t>
+      </w:r>
+    </w:p>
+    <w:p>
+      <w:r>
+        <w:t>Môn học: Hệ thống thông tin quản lý</w:t>
+      </w:r>
+    </w:p>
+    <w:p>
+      <w:r>
+        <w:t>Ngày tạo: 22/07/2026</w:t>
+      </w:r>
+    </w:p>
+    <w:p>
+      <w:r>
+        <w:t>Nền tảng: ASP.NET Core Razor Pages + SQL Server + Docker + Cloudflare + Tailscale</w:t>
+      </w:r>
+    </w:p>
+    <w:p>
+      <w:r>
+        <w:br w:type="page"/>
+      </w:r>
+    </w:p>
+    <w:p>
       <w:r>
         <w:rPr>
-          <w:rFonts w:ascii="Times New Roman" w:hAnsi="Times New Roman"/>
-          <w:sz w:val="24"/>
+          <w:b/>
+          <w:i w:val="0"/>
         </w:rPr>
-        <w:t xml:space="preserve">Phiên bản: </w:t>
-      </w:r>
-      <w:r>
-        <w:rPr>
-          <w:rFonts w:ascii="Times New Roman" w:hAnsi="Times New Roman"/>
-          <w:b/>
-          <w:sz w:val="24"/>
-        </w:rPr>
-        <w:t>1.0</w:t>
-      </w:r>
-      <w:r>
-        <w:rPr>
-          <w:rFonts w:ascii="Times New Roman" w:hAnsi="Times New Roman"/>
-          <w:sz w:val="24"/>
-        </w:rPr>
-        <w:t xml:space="preserve"> . Ngày: 15/07/2026</w:t>
+        <w:t>1. Tổng quan hệ thống</w:t>
       </w:r>
     </w:p>
-    <w:p/>
     <w:p>
       <w:pPr>
         <w:pStyle w:val="Heading1"/>
       </w:pPr>
       <w:r>
-        <w:rPr>
-          <w:rFonts w:ascii="Times New Roman" w:hAnsi="Times New Roman"/>
-        </w:rPr>
-        <w:t>1. Tổng Quan Hệ Thống</w:t>
+        <w:t>1. Tổng quan hệ thống</w:t>
       </w:r>
     </w:p>
     <w:p>
-      <w:pPr>
-        <w:spacing w:after="120"/>
-      </w:pPr>
       <w:r>
         <w:rPr>
-          <w:rFonts w:ascii="Times New Roman" w:hAnsi="Times New Roman"/>
           <w:b w:val="0"/>
-          <w:sz w:val="24"/>
+          <w:i w:val="0"/>
         </w:rPr>
-        <w:t>MyLxCar Showroom là hệ thống quản lý showroom xe hơi cao cấp, được xây dựng trên nền tảng ASP.NET Core 10.0 sử dụng Razor Pages. Hệ thống cung cấp giao diện người dùng sang trọng mang phong cách Mercedes-Benz, kết hợp với bộ công cụ quản trị nội dung CRUD đầy đủ dành cho Admin (Quản trị viên), bảng điều khiển (dashboard) theo dõi doanh thu dành cho Quản Lý showroom, và trải nghiệm mua sắm xe hơi trực tuyến đẳng cấp cho người dùng cuối.</w:t>
+        <w:t>Hệ thống MyLxCar là nền tảng web bán hàng và quản trị showroom xe hạng sang. Từ việc đọc toàn bộ code, hệ thống gồm các thành phần chính: giao diện Razor Pages, service layer, Entity Framework Core, SQL Server chạy trong Docker, và middleware xác thực/ phân quyền.</w:t>
       </w:r>
     </w:p>
     <w:p>
-      <w:pPr>
-        <w:spacing w:after="120"/>
-      </w:pPr>
       <w:r>
         <w:rPr>
-          <w:rFonts w:ascii="Times New Roman" w:hAnsi="Times New Roman"/>
-          <w:b/>
-          <w:sz w:val="24"/>
+          <w:b w:val="0"/>
+          <w:i w:val="0"/>
         </w:rPr>
-        <w:t>Thông số kỹ thuật:</w:t>
-      </w:r>
-    </w:p>
-    <w:p>
-      <w:pPr>
-        <w:pStyle w:val="ListBullet"/>
-      </w:pPr>
-      <w:r>
-        <w:rPr>
-          <w:rFonts w:ascii="Times New Roman" w:hAnsi="Times New Roman"/>
-          <w:b/>
-          <w:sz w:val="24"/>
-        </w:rPr>
-        <w:t xml:space="preserve">Logo: </w:t>
-      </w:r>
-      <w:r>
-        <w:rPr>
-          <w:rFonts w:ascii="Times New Roman" w:hAnsi="Times New Roman"/>
-          <w:sz w:val="24"/>
-        </w:rPr>
-        <w:t>LogoTrenChu.png</w:t>
-      </w:r>
-    </w:p>
-    <w:p>
-      <w:pPr>
-        <w:pStyle w:val="ListBullet"/>
-      </w:pPr>
-      <w:r>
-        <w:rPr>
-          <w:rFonts w:ascii="Times New Roman" w:hAnsi="Times New Roman"/>
-          <w:b/>
-          <w:sz w:val="24"/>
-        </w:rPr>
-        <w:t xml:space="preserve">Email: </w:t>
-      </w:r>
-      <w:r>
-        <w:rPr>
-          <w:rFonts w:ascii="Times New Roman" w:hAnsi="Times New Roman"/>
-          <w:sz w:val="24"/>
-        </w:rPr>
-        <w:t>contact@mylxcar.vn</w:t>
+        <w:t>Hệ thống hỗ trợ người dùng xem danh sách xe, xem chi tiết, so sánh xe, đặt lịch lái thử, đặt cọc, quản lý giỏ hàng, đăng ký tài khoản, xác nhận email, thanh toán qua Sepay, và quản trị showroom cho Admin/Quản lý.</w:t>
       </w:r>
     </w:p>
     <w:tbl>
       <w:tblPr>
-        <w:tblStyle w:val="LightGrid-Accent1"/>
+        <w:tblStyle w:val="TableGrid"/>
         <w:tblW w:type="auto" w:w="0"/>
+        <w:tblLayout w:type="autofit"/>
         <w:tblLook w:firstColumn="1" w:firstRow="1" w:lastColumn="0" w:lastRow="0" w:noHBand="0" w:noVBand="1" w:val="04A0"/>
       </w:tblPr>
       <w:tblGrid>
@@ -179,9 +106,9 @@
           <w:p>
             <w:r>
               <w:rPr>
-                <w:rFonts w:ascii="Times New Roman" w:hAnsi="Times New Roman"/>
+                <w:rFonts w:ascii="Arial" w:hAnsi="Arial"/>
                 <w:b/>
-                <w:sz w:val="22"/>
+                <w:sz w:val="20"/>
               </w:rPr>
               <w:t>Thành phần</w:t>
             </w:r>
@@ -194,11 +121,11 @@
           <w:p>
             <w:r>
               <w:rPr>
-                <w:rFonts w:ascii="Times New Roman" w:hAnsi="Times New Roman"/>
+                <w:rFonts w:ascii="Arial" w:hAnsi="Arial"/>
                 <w:b/>
-                <w:sz w:val="22"/>
+                <w:sz w:val="20"/>
               </w:rPr>
-              <w:t>Mô tả</w:t>
+              <w:t>Vai trò</w:t>
             </w:r>
           </w:p>
         </w:tc>
@@ -212,9 +139,9 @@
             <w:r>
               <w:rPr>
                 <w:rFonts w:ascii="Times New Roman" w:hAnsi="Times New Roman"/>
-                <w:sz w:val="22"/>
+                <w:sz w:val="20"/>
               </w:rPr>
-              <w:t>Ngôn ngữ &amp; Framework</w:t>
+              <w:t>Frontend</w:t>
             </w:r>
           </w:p>
         </w:tc>
@@ -226,9 +153,9 @@
             <w:r>
               <w:rPr>
                 <w:rFonts w:ascii="Times New Roman" w:hAnsi="Times New Roman"/>
-                <w:sz w:val="22"/>
+                <w:sz w:val="20"/>
               </w:rPr>
-              <w:t>C# 13, ASP.NET Core 10.0, .NET 10.0</w:t>
+              <w:t>Razor Pages + Bootstrap + Chart.js</w:t>
             </w:r>
           </w:p>
         </w:tc>
@@ -242,9 +169,9 @@
             <w:r>
               <w:rPr>
                 <w:rFonts w:ascii="Times New Roman" w:hAnsi="Times New Roman"/>
-                <w:sz w:val="22"/>
+                <w:sz w:val="20"/>
               </w:rPr>
-              <w:t>Kiến trúc</w:t>
+              <w:t>Backend</w:t>
             </w:r>
           </w:p>
         </w:tc>
@@ -256,9 +183,9 @@
             <w:r>
               <w:rPr>
                 <w:rFonts w:ascii="Times New Roman" w:hAnsi="Times New Roman"/>
-                <w:sz w:val="22"/>
+                <w:sz w:val="20"/>
               </w:rPr>
-              <w:t>Razor Pages (chính) + Minimal APIs + MVC (phụ)</w:t>
+              <w:t>ASP.NET Core 10, middleware, service classes</w:t>
             </w:r>
           </w:p>
         </w:tc>
@@ -272,9 +199,9 @@
             <w:r>
               <w:rPr>
                 <w:rFonts w:ascii="Times New Roman" w:hAnsi="Times New Roman"/>
-                <w:sz w:val="22"/>
+                <w:sz w:val="20"/>
               </w:rPr>
-              <w:t>Cơ sở dữ liệu</w:t>
+              <w:t>Database</w:t>
             </w:r>
           </w:p>
         </w:tc>
@@ -286,9 +213,9 @@
             <w:r>
               <w:rPr>
                 <w:rFonts w:ascii="Times New Roman" w:hAnsi="Times New Roman"/>
-                <w:sz w:val="22"/>
+                <w:sz w:val="20"/>
               </w:rPr>
-              <w:t>SQL Server 2022 (chạy trên Docker) - gồm 14 bảng</w:t>
+              <w:t>SQL Server 2022 trên Docker</w:t>
             </w:r>
           </w:p>
         </w:tc>
@@ -302,9 +229,9 @@
             <w:r>
               <w:rPr>
                 <w:rFonts w:ascii="Times New Roman" w:hAnsi="Times New Roman"/>
-                <w:sz w:val="22"/>
+                <w:sz w:val="20"/>
               </w:rPr>
-              <w:t>ORM</w:t>
+              <w:t>Bảo mật</w:t>
             </w:r>
           </w:p>
         </w:tc>
@@ -316,9 +243,9 @@
             <w:r>
               <w:rPr>
                 <w:rFonts w:ascii="Times New Roman" w:hAnsi="Times New Roman"/>
-                <w:sz w:val="22"/>
+                <w:sz w:val="20"/>
               </w:rPr>
-              <w:t>Entity Framework Core 8.0</w:t>
+              <w:t>Session, JWT, Google OAuth, role-based authorization</w:t>
             </w:r>
           </w:p>
         </w:tc>
@@ -332,9 +259,9 @@
             <w:r>
               <w:rPr>
                 <w:rFonts w:ascii="Times New Roman" w:hAnsi="Times New Roman"/>
-                <w:sz w:val="22"/>
+                <w:sz w:val="20"/>
               </w:rPr>
-              <w:t>Xác thực</w:t>
+              <w:t>Thanh toán</w:t>
             </w:r>
           </w:p>
         </w:tc>
@@ -346,9 +273,9 @@
             <w:r>
               <w:rPr>
                 <w:rFonts w:ascii="Times New Roman" w:hAnsi="Times New Roman"/>
-                <w:sz w:val="22"/>
+                <w:sz w:val="20"/>
               </w:rPr>
-              <w:t>Session Cookie + JWT Bearer (hoạt động song song)</w:t>
+              <w:t>Sepay QR + webhook</w:t>
             </w:r>
           </w:p>
         </w:tc>
@@ -362,9 +289,9 @@
             <w:r>
               <w:rPr>
                 <w:rFonts w:ascii="Times New Roman" w:hAnsi="Times New Roman"/>
-                <w:sz w:val="22"/>
+                <w:sz w:val="20"/>
               </w:rPr>
-              <w:t>Phân quyền</w:t>
+              <w:t>Giám sát</w:t>
             </w:r>
           </w:p>
         </w:tc>
@@ -376,9 +303,165 @@
             <w:r>
               <w:rPr>
                 <w:rFonts w:ascii="Times New Roman" w:hAnsi="Times New Roman"/>
-                <w:sz w:val="22"/>
+                <w:sz w:val="20"/>
               </w:rPr>
-              <w:t>Middleware tùy chỉnh - hỗ trợ 3 vai trò: Admin / Quản Lý / User (Người dùng)</w:t>
+              <w:t>Serilog, activity log, audit logs</w:t>
+            </w:r>
+          </w:p>
+        </w:tc>
+      </w:tr>
+    </w:tbl>
+    <w:p>
+      <w:r>
+        <w:br w:type="page"/>
+      </w:r>
+    </w:p>
+    <w:p>
+      <w:r>
+        <w:rPr>
+          <w:b/>
+          <w:i w:val="0"/>
+        </w:rPr>
+        <w:t>2. Kiến trúc tổng thể và luồng xử lý</w:t>
+      </w:r>
+    </w:p>
+    <w:p>
+      <w:pPr>
+        <w:pStyle w:val="Heading1"/>
+      </w:pPr>
+      <w:r>
+        <w:t>2. Kiến trúc tổng thể và luồng xử lý</w:t>
+      </w:r>
+    </w:p>
+    <w:p>
+      <w:r>
+        <w:rPr>
+          <w:b w:val="0"/>
+          <w:i w:val="0"/>
+        </w:rPr>
+        <w:t>Ứng dụng được xây dựng theo kiến trúc 3 lớp: Presentation, Application/Service, Data Access. Presentation là Razor Pages và Controllers. Service layer chứa logic về giỏ hàng, email, QR thanh toán, JWT và log. Data layer là AppDbContext và các entity models.</w:t>
+      </w:r>
+    </w:p>
+    <w:p>
+      <w:pPr>
+        <w:pStyle w:val="ListBullet"/>
+      </w:pPr>
+      <w:r>
+        <w:t>Luồng đăng nhập: request -&gt; middleware -&gt; authentication -&gt; page handler -&gt; service -&gt; database</w:t>
+      </w:r>
+    </w:p>
+    <w:p>
+      <w:pPr>
+        <w:pStyle w:val="ListBullet"/>
+      </w:pPr>
+      <w:r>
+        <w:t>Luồng đặt cọc: giỏ hàng -&gt; tạo đơn cọc -&gt; gọi Sepay -&gt; lưu giao dịch -&gt; cập nhật trạng thái</w:t>
+      </w:r>
+    </w:p>
+    <w:p>
+      <w:pPr>
+        <w:pStyle w:val="ListBullet"/>
+      </w:pPr>
+      <w:r>
+        <w:t>Luồng quản trị: Admin/Quản lý -&gt; dashboard -&gt; CRUD -&gt; ghi log hệ thống</w:t>
+      </w:r>
+    </w:p>
+    <w:p>
+      <w:pPr>
+        <w:pStyle w:val="ListBullet"/>
+      </w:pPr>
+      <w:r>
+        <w:t>Luồng lịch hẹn lái thử: user -&gt; form -&gt; lưu vào LichHenLaiThu -&gt; admin xem và xử lý</w:t>
+      </w:r>
+    </w:p>
+    <w:p>
+      <w:r>
+        <w:rPr>
+          <w:b w:val="0"/>
+          <w:i w:val="0"/>
+        </w:rPr>
+        <w:t>[CHÈN ẢNH: Sơ đồ kiến trúc tổng thể (frontend, backend, database, Docker, Cloudflare, Tailscale)]</w:t>
+      </w:r>
+    </w:p>
+    <w:p>
+      <w:r>
+        <w:br w:type="page"/>
+      </w:r>
+    </w:p>
+    <w:p>
+      <w:r>
+        <w:rPr>
+          <w:b/>
+          <w:i w:val="0"/>
+        </w:rPr>
+        <w:t>3. Cấu trúc code và logic nghiệp vụ của hệ thống</w:t>
+      </w:r>
+    </w:p>
+    <w:p>
+      <w:pPr>
+        <w:pStyle w:val="Heading1"/>
+      </w:pPr>
+      <w:r>
+        <w:t>3. Cấu trúc code và logic nghiệp vụ của hệ thống</w:t>
+      </w:r>
+    </w:p>
+    <w:p>
+      <w:r>
+        <w:rPr>
+          <w:b w:val="0"/>
+          <w:i w:val="0"/>
+        </w:rPr>
+        <w:t>Program.cs là điểm khởi đầu của ứng dụng. Ở đây, hệ thống đăng ký authentication, session, JWT, Google OAuth, DbContext, service scoped và middleware phân quyền theo đường dẫn. Đây là nơi quy định mọi route /Admin/* chỉ dành cho Admin, còn /Orders/* và /QuanLy/* yêu cầu đăng nhập.</w:t>
+      </w:r>
+    </w:p>
+    <w:p>
+      <w:r>
+        <w:rPr>
+          <w:b w:val="0"/>
+          <w:i w:val="0"/>
+        </w:rPr>
+        <w:t>AppDbContext định nghĩa các DbSet và các mối quan hệ giữa bảng. Trong code, các bảng như HangXe, DongXe, PhienBanXe, TaiKhoan, DonDatCoc, HoaDonMuaXe, LichHenLaiThu, ChiNhanhShowroom, ChuongTrinhKhuyenMai, QuangCaoBanner, KenhTuVan, NhatKyHeThong, ThongKeTongHop_Boss và GioHang đều được ánh xạ với các khóa ngoại.</w:t>
+      </w:r>
+    </w:p>
+    <w:tbl>
+      <w:tblPr>
+        <w:tblStyle w:val="TableGrid"/>
+        <w:tblW w:type="auto" w:w="0"/>
+        <w:tblLayout w:type="autofit"/>
+        <w:tblLook w:firstColumn="1" w:firstRow="1" w:lastColumn="0" w:lastRow="0" w:noHBand="0" w:noVBand="1" w:val="04A0"/>
+      </w:tblPr>
+      <w:tblGrid>
+        <w:gridCol w:w="4320"/>
+        <w:gridCol w:w="4320"/>
+      </w:tblGrid>
+      <w:tr>
+        <w:tc>
+          <w:tcPr>
+            <w:tcW w:type="dxa" w:w="4320"/>
+          </w:tcPr>
+          <w:p>
+            <w:r>
+              <w:rPr>
+                <w:rFonts w:ascii="Arial" w:hAnsi="Arial"/>
+                <w:b/>
+                <w:sz w:val="20"/>
+              </w:rPr>
+              <w:t>Module</w:t>
+            </w:r>
+          </w:p>
+        </w:tc>
+        <w:tc>
+          <w:tcPr>
+            <w:tcW w:type="dxa" w:w="4320"/>
+          </w:tcPr>
+          <w:p>
+            <w:r>
+              <w:rPr>
+                <w:rFonts w:ascii="Arial" w:hAnsi="Arial"/>
+                <w:b/>
+                <w:sz w:val="20"/>
+              </w:rPr>
+              <w:t>Logic chính</w:t>
             </w:r>
           </w:p>
         </w:tc>
@@ -392,9 +475,9 @@
             <w:r>
               <w:rPr>
                 <w:rFonts w:ascii="Times New Roman" w:hAnsi="Times New Roman"/>
-                <w:sz w:val="22"/>
+                <w:sz w:val="20"/>
               </w:rPr>
-              <w:t>Cổng kết nối (Port)</w:t>
+              <w:t>CartService</w:t>
             </w:r>
           </w:p>
         </w:tc>
@@ -406,9 +489,9 @@
             <w:r>
               <w:rPr>
                 <w:rFonts w:ascii="Times New Roman" w:hAnsi="Times New Roman"/>
-                <w:sz w:val="22"/>
+                <w:sz w:val="20"/>
               </w:rPr>
-              <w:t>HTTP 5001 (môi trường vận hành - production) + 5002 (môi trường phát triển - dev, khởi chạy bằng --launch-profile dev)</w:t>
+              <w:t>Quản lý giỏ hàng, số lượng, tổng tiền cọc, kiểm tra tối thiểu 3 xe</w:t>
             </w:r>
           </w:p>
         </w:tc>
@@ -422,9 +505,9 @@
             <w:r>
               <w:rPr>
                 <w:rFonts w:ascii="Times New Roman" w:hAnsi="Times New Roman"/>
-                <w:sz w:val="22"/>
+                <w:sz w:val="20"/>
               </w:rPr>
-              <w:t>Container</w:t>
+              <w:t>EmailService</w:t>
             </w:r>
           </w:p>
         </w:tc>
@@ -436,9 +519,9 @@
             <w:r>
               <w:rPr>
                 <w:rFonts w:ascii="Times New Roman" w:hAnsi="Times New Roman"/>
-                <w:sz w:val="22"/>
+                <w:sz w:val="20"/>
               </w:rPr>
-              <w:t>Container Docker sqlserver-carproject (chạy SQL Server 2022, cấu hình tự động khởi động lại restart: unless-stopped)</w:t>
+              <w:t>Gửi email xác nhận đăng ký sử dụng SMTP</w:t>
             </w:r>
           </w:p>
         </w:tc>
@@ -452,9 +535,9 @@
             <w:r>
               <w:rPr>
                 <w:rFonts w:ascii="Times New Roman" w:hAnsi="Times New Roman"/>
-                <w:sz w:val="22"/>
+                <w:sz w:val="20"/>
               </w:rPr>
-              <w:t>Lưu trữ (Hosting)</w:t>
+              <w:t>SepayService</w:t>
             </w:r>
           </w:p>
         </w:tc>
@@ -466,9 +549,9 @@
             <w:r>
               <w:rPr>
                 <w:rFonts w:ascii="Times New Roman" w:hAnsi="Times New Roman"/>
-                <w:sz w:val="22"/>
+                <w:sz w:val="20"/>
               </w:rPr>
-              <w:t>.NET Aspire AppHost + OpenTelemetry</w:t>
+              <w:t>Tạo QR và verify webhook thanh toán</w:t>
             </w:r>
           </w:p>
         </w:tc>
@@ -482,9 +565,9 @@
             <w:r>
               <w:rPr>
                 <w:rFonts w:ascii="Times New Roman" w:hAnsi="Times New Roman"/>
-                <w:sz w:val="22"/>
+                <w:sz w:val="20"/>
               </w:rPr>
-              <w:t>Giao diện</w:t>
+              <w:t>DbInitializer</w:t>
             </w:r>
           </w:p>
         </w:tc>
@@ -496,9 +579,9 @@
             <w:r>
               <w:rPr>
                 <w:rFonts w:ascii="Times New Roman" w:hAnsi="Times New Roman"/>
-                <w:sz w:val="22"/>
+                <w:sz w:val="20"/>
               </w:rPr>
-              <w:t>Bootstrap 5 + CSS phong cách Luxury (hiệu ứng kính mờ glassmorphism, hỗ trợ giao diện tối/sáng - dark/light theme)</w:t>
+              <w:t>Seed dữ liệu ban đầu và tạo user AppReader</w:t>
             </w:r>
           </w:p>
         </w:tc>
@@ -512,9 +595,9 @@
             <w:r>
               <w:rPr>
                 <w:rFonts w:ascii="Times New Roman" w:hAnsi="Times New Roman"/>
-                <w:sz w:val="22"/>
+                <w:sz w:val="20"/>
               </w:rPr>
-              <w:t>Ghi nhật ký (Logging)</w:t>
+              <w:t>ActivityLogService</w:t>
             </w:r>
           </w:p>
         </w:tc>
@@ -526,176 +609,130 @@
             <w:r>
               <w:rPr>
                 <w:rFonts w:ascii="Times New Roman" w:hAnsi="Times New Roman"/>
-                <w:sz w:val="22"/>
+                <w:sz w:val="20"/>
               </w:rPr>
-              <w:t>Serilog (ghi ra tệp tin và cửa sổ dòng lệnh - console) + ghi vào Cơ sở dữ liệu (bảng NhậtKýHệThống)</w:t>
-            </w:r>
-          </w:p>
-        </w:tc>
-      </w:tr>
-      <w:tr>
-        <w:tc>
-          <w:tcPr>
-            <w:tcW w:type="dxa" w:w="4320"/>
-          </w:tcPr>
-          <w:p>
-            <w:r>
-              <w:rPr>
-                <w:rFonts w:ascii="Times New Roman" w:hAnsi="Times New Roman"/>
-                <w:sz w:val="22"/>
-              </w:rPr>
-              <w:t>Tên miền (Domain)</w:t>
-            </w:r>
-          </w:p>
-        </w:tc>
-        <w:tc>
-          <w:tcPr>
-            <w:tcW w:type="dxa" w:w="4320"/>
-          </w:tcPr>
-          <w:p>
-            <w:r>
-              <w:rPr>
-                <w:rFonts w:ascii="Times New Roman" w:hAnsi="Times New Roman"/>
-                <w:sz w:val="22"/>
-              </w:rPr>
-              <w:t>https://mylxcar.online (Sử dụng Cloudflare Tunnel, kết nối thông qua lệnh tunnel --url http://localhost:5001)</w:t>
-            </w:r>
-          </w:p>
-        </w:tc>
-      </w:tr>
-      <w:tr>
-        <w:tc>
-          <w:tcPr>
-            <w:tcW w:type="dxa" w:w="4320"/>
-          </w:tcPr>
-          <w:p>
-            <w:r>
-              <w:rPr>
-                <w:rFonts w:ascii="Times New Roman" w:hAnsi="Times New Roman"/>
-                <w:sz w:val="22"/>
-              </w:rPr>
-              <w:t>Cấu hình phát triển (Dev Profile)</w:t>
-            </w:r>
-          </w:p>
-        </w:tc>
-        <w:tc>
-          <w:tcPr>
-            <w:tcW w:type="dxa" w:w="4320"/>
-          </w:tcPr>
-          <w:p>
-            <w:r>
-              <w:rPr>
-                <w:rFonts w:ascii="Times New Roman" w:hAnsi="Times New Roman"/>
-                <w:sz w:val="22"/>
-              </w:rPr>
-              <w:t>Cổng 5002, chạy ứng dụng bằng lệnh: dotnet run --launch-profile dev</w:t>
-            </w:r>
-          </w:p>
-        </w:tc>
-      </w:tr>
-      <w:tr>
-        <w:tc>
-          <w:tcPr>
-            <w:tcW w:type="dxa" w:w="4320"/>
-          </w:tcPr>
-          <w:p>
-            <w:r>
-              <w:rPr>
-                <w:rFonts w:ascii="Times New Roman" w:hAnsi="Times New Roman"/>
-                <w:sz w:val="22"/>
-              </w:rPr>
-              <w:t>Tự động khởi động (Auto-start)</w:t>
-            </w:r>
-          </w:p>
-        </w:tc>
-        <w:tc>
-          <w:tcPr>
-            <w:tcW w:type="dxa" w:w="4320"/>
-          </w:tcPr>
-          <w:p>
-            <w:r>
-              <w:rPr>
-                <w:rFonts w:ascii="Times New Roman" w:hAnsi="Times New Roman"/>
-                <w:sz w:val="22"/>
-              </w:rPr>
-              <w:t>File CarProject.vbs (nằm trong thư mục Startup) -&gt; gọi file run-carproject.cmd -&gt; thực hiện git pull -&gt; chạy ứng dụng dotnet run -&gt; khởi chạy cloudflared tunnel</w:t>
-            </w:r>
-          </w:p>
-        </w:tc>
-      </w:tr>
-      <w:tr>
-        <w:tc>
-          <w:tcPr>
-            <w:tcW w:type="dxa" w:w="4320"/>
-          </w:tcPr>
-          <w:p>
-            <w:r>
-              <w:rPr>
-                <w:rFonts w:ascii="Times New Roman" w:hAnsi="Times New Roman"/>
-                <w:sz w:val="22"/>
-              </w:rPr>
-              <w:t>Kịch bản đặt lại (Reset Script)</w:t>
-            </w:r>
-          </w:p>
-        </w:tc>
-        <w:tc>
-          <w:tcPr>
-            <w:tcW w:type="dxa" w:w="4320"/>
-          </w:tcPr>
-          <w:p>
-            <w:r>
-              <w:rPr>
-                <w:rFonts w:ascii="Times New Roman" w:hAnsi="Times New Roman"/>
-                <w:sz w:val="22"/>
-              </w:rPr>
-              <w:t>File reset.bat: dừng tất cả các tiến trình cũ -&gt; khởi động lại Docker -&gt; cập nhật mã nguồn bằng git pull -&gt; biên dịch ứng dụng (build) -&gt; khởi chạy ứng dụng cùng cổng kết nối (tunnel)</w:t>
+              <w:t>Ghi log hành động người dùng, trình duyệt, IP, route</w:t>
             </w:r>
           </w:p>
         </w:tc>
       </w:tr>
     </w:tbl>
-    <w:p/>
+    <w:p>
+      <w:r>
+        <w:br w:type="page"/>
+      </w:r>
+    </w:p>
+    <w:p>
+      <w:r>
+        <w:rPr>
+          <w:b/>
+          <w:i w:val="0"/>
+        </w:rPr>
+        <w:t>4. Cơ sở dữ liệu và mô hình dữ liệu</w:t>
+      </w:r>
+    </w:p>
     <w:p>
       <w:pPr>
         <w:pStyle w:val="Heading1"/>
       </w:pPr>
       <w:r>
+        <w:t>4. Cơ sở dữ liệu và mô hình dữ liệu</w:t>
+      </w:r>
+    </w:p>
+    <w:p>
+      <w:r>
         <w:rPr>
-          <w:rFonts w:ascii="Times New Roman" w:hAnsi="Times New Roman"/>
+          <w:b w:val="0"/>
+          <w:i w:val="0"/>
         </w:rPr>
-        <w:t>2. Kiến Trúc Hệ Thống</w:t>
+        <w:t>Cơ sở dữ liệu được thiết kế trên SQL Server 2022 chạy trong container Docker. Connection string hiện tại dùng Server=100.108.48.1,1433;Database=CarShopDb;User Id=sa;Password=Iumaioanhh@2024;TrustServerCertificate=True;Encrypt=False;.</w:t>
       </w:r>
     </w:p>
     <w:p>
       <w:pPr>
-        <w:spacing w:after="120"/>
+        <w:pStyle w:val="ListBullet"/>
       </w:pPr>
       <w:r>
-        <w:rPr>
-          <w:rFonts w:ascii="Times New Roman" w:hAnsi="Times New Roman"/>
-          <w:b w:val="0"/>
-          <w:sz w:val="24"/>
-        </w:rPr>
-        <w:t>Hệ thống được tổ chức theo mô hình đường ống trung gian (middleware pipeline) tiêu chuẩn của ASP.NET Core. Luồng xử lý yêu cầu (HTTP request) đi qua chuỗi middleware được đăng ký tuần tự trong file Program.cs.</w:t>
+        <w:t>Database Name: CarShopDb</w:t>
       </w:r>
     </w:p>
     <w:p>
       <w:pPr>
-        <w:spacing w:after="120"/>
+        <w:pStyle w:val="ListBullet"/>
       </w:pPr>
       <w:r>
+        <w:t>Container SQL: sqlserver-carproject</w:t>
+      </w:r>
+    </w:p>
+    <w:p>
+      <w:pPr>
+        <w:pStyle w:val="ListBullet"/>
+      </w:pPr>
+      <w:r>
+        <w:t>Port nội bộ: 1433</w:t>
+      </w:r>
+    </w:p>
+    <w:p>
+      <w:pPr>
+        <w:pStyle w:val="ListBullet"/>
+      </w:pPr>
+      <w:r>
+        <w:t>Phương thức kết nối: SQL Server Authentication</w:t>
+      </w:r>
+    </w:p>
+    <w:p>
+      <w:pPr>
+        <w:pStyle w:val="ListBullet"/>
+      </w:pPr>
+      <w:r>
+        <w:t>Mục tiêu: nhóm có thể truy cập DB từ xa mà không cần public IP phơi lộ</w:t>
+      </w:r>
+    </w:p>
+    <w:p>
+      <w:r>
         <w:rPr>
-          <w:rFonts w:ascii="Times New Roman" w:hAnsi="Times New Roman"/>
+          <w:b w:val="0"/>
+          <w:i w:val="0"/>
+        </w:rPr>
+        <w:t>[CHÈN ẢNH: Màn hình kết nối SQL Server Management Studio / Azure Data Studio vào database]</w:t>
+      </w:r>
+    </w:p>
+    <w:p>
+      <w:r>
+        <w:br w:type="page"/>
+      </w:r>
+    </w:p>
+    <w:p>
+      <w:r>
+        <w:rPr>
           <w:b/>
-          <w:sz w:val="24"/>
+          <w:i w:val="0"/>
         </w:rPr>
-        <w:t>Luồng Middleware:</w:t>
+        <w:t>5. Phân tích chuẩn hóa dữ liệu 3NF</w:t>
+      </w:r>
+    </w:p>
+    <w:p>
+      <w:pPr>
+        <w:pStyle w:val="Heading1"/>
+      </w:pPr>
+      <w:r>
+        <w:t>5. Phân tích chuẩn hóa dữ liệu 3NF</w:t>
+      </w:r>
+    </w:p>
+    <w:p>
+      <w:r>
+        <w:rPr>
+          <w:b w:val="0"/>
+          <w:i w:val="0"/>
+        </w:rPr>
+        <w:t>Mô hình dữ liệu hiện tại đã có hướng đi đúng đắn về phân tách thực thể và khóa ngoại, nhưng để đạt chuẩn 3NF một cách thỏa đáng hơn, cần lưu ý một số điểm.</w:t>
       </w:r>
     </w:p>
     <w:tbl>
       <w:tblPr>
-        <w:tblStyle w:val="LightGrid-Accent1"/>
+        <w:tblStyle w:val="TableGrid"/>
         <w:tblW w:type="auto" w:w="0"/>
+        <w:tblLayout w:type="autofit"/>
         <w:tblLook w:firstColumn="1" w:firstRow="1" w:lastColumn="0" w:lastRow="0" w:noHBand="0" w:noVBand="1" w:val="04A0"/>
       </w:tblPr>
       <w:tblGrid>
@@ -711,11 +748,11 @@
           <w:p>
             <w:r>
               <w:rPr>
-                <w:rFonts w:ascii="Times New Roman" w:hAnsi="Times New Roman"/>
+                <w:rFonts w:ascii="Arial" w:hAnsi="Arial"/>
                 <w:b/>
-                <w:sz w:val="22"/>
+                <w:sz w:val="20"/>
               </w:rPr>
-              <w:t>Bước</w:t>
+              <w:t>Bảng</w:t>
             </w:r>
           </w:p>
         </w:tc>
@@ -726,11 +763,11 @@
           <w:p>
             <w:r>
               <w:rPr>
-                <w:rFonts w:ascii="Times New Roman" w:hAnsi="Times New Roman"/>
+                <w:rFonts w:ascii="Arial" w:hAnsi="Arial"/>
                 <w:b/>
-                <w:sz w:val="22"/>
+                <w:sz w:val="20"/>
               </w:rPr>
-              <w:t>Middleware</w:t>
+              <w:t>Đánh giá 3NF</w:t>
             </w:r>
           </w:p>
         </w:tc>
@@ -741,11 +778,11 @@
           <w:p>
             <w:r>
               <w:rPr>
-                <w:rFonts w:ascii="Times New Roman" w:hAnsi="Times New Roman"/>
+                <w:rFonts w:ascii="Arial" w:hAnsi="Arial"/>
                 <w:b/>
-                <w:sz w:val="22"/>
+                <w:sz w:val="20"/>
               </w:rPr>
-              <w:t>Chức năng</w:t>
+              <w:t>Gợi ý cải tiến</w:t>
             </w:r>
           </w:p>
         </w:tc>
@@ -759,9 +796,9 @@
             <w:r>
               <w:rPr>
                 <w:rFonts w:ascii="Times New Roman" w:hAnsi="Times New Roman"/>
-                <w:sz w:val="22"/>
+                <w:sz w:val="20"/>
               </w:rPr>
-              <w:t>1</w:t>
+              <w:t>HangXe</w:t>
             </w:r>
           </w:p>
         </w:tc>
@@ -773,9 +810,9 @@
             <w:r>
               <w:rPr>
                 <w:rFonts w:ascii="Times New Roman" w:hAnsi="Times New Roman"/>
-                <w:sz w:val="22"/>
+                <w:sz w:val="20"/>
               </w:rPr>
-              <w:t>Serilog Request Logging</w:t>
+              <w:t>Đạt</w:t>
             </w:r>
           </w:p>
         </w:tc>
@@ -787,9 +824,9 @@
             <w:r>
               <w:rPr>
                 <w:rFonts w:ascii="Times New Roman" w:hAnsi="Times New Roman"/>
-                <w:sz w:val="22"/>
+                <w:sz w:val="20"/>
               </w:rPr>
-              <w:t>Ghi nhật ký tất cả các yêu cầu HTTP nhận được</w:t>
+              <w:t>Giữ nguyên</w:t>
             </w:r>
           </w:p>
         </w:tc>
@@ -803,9 +840,9 @@
             <w:r>
               <w:rPr>
                 <w:rFonts w:ascii="Times New Roman" w:hAnsi="Times New Roman"/>
-                <w:sz w:val="22"/>
+                <w:sz w:val="20"/>
               </w:rPr>
-              <w:t>2</w:t>
+              <w:t>DongXe</w:t>
             </w:r>
           </w:p>
         </w:tc>
@@ -817,9 +854,9 @@
             <w:r>
               <w:rPr>
                 <w:rFonts w:ascii="Times New Roman" w:hAnsi="Times New Roman"/>
-                <w:sz w:val="22"/>
+                <w:sz w:val="20"/>
               </w:rPr>
-              <w:t>UTF-8 Enforcer</w:t>
+              <w:t>Đạt</w:t>
             </w:r>
           </w:p>
         </w:tc>
@@ -831,9 +868,9 @@
             <w:r>
               <w:rPr>
                 <w:rFonts w:ascii="Times New Roman" w:hAnsi="Times New Roman"/>
-                <w:sz w:val="22"/>
+                <w:sz w:val="20"/>
               </w:rPr>
-              <w:t>Đảm bảo bộ mã hóa ký tự luôn là UTF-8 cho mọi phản hồi (response)</w:t>
+              <w:t>Giữ nguyên và nối với HangXe</w:t>
             </w:r>
           </w:p>
         </w:tc>
@@ -847,9 +884,9 @@
             <w:r>
               <w:rPr>
                 <w:rFonts w:ascii="Times New Roman" w:hAnsi="Times New Roman"/>
-                <w:sz w:val="22"/>
+                <w:sz w:val="20"/>
               </w:rPr>
-              <w:t>3</w:t>
+              <w:t>PhienBanXe</w:t>
             </w:r>
           </w:p>
         </w:tc>
@@ -861,9 +898,9 @@
             <w:r>
               <w:rPr>
                 <w:rFonts w:ascii="Times New Roman" w:hAnsi="Times New Roman"/>
-                <w:sz w:val="22"/>
+                <w:sz w:val="20"/>
               </w:rPr>
-              <w:t>Aspire Health Checks</w:t>
+              <w:t>Đạt</w:t>
             </w:r>
           </w:p>
         </w:tc>
@@ -875,9 +912,9 @@
             <w:r>
               <w:rPr>
                 <w:rFonts w:ascii="Times New Roman" w:hAnsi="Times New Roman"/>
-                <w:sz w:val="22"/>
+                <w:sz w:val="20"/>
               </w:rPr>
-              <w:t>Cung cấp điểm cuối (endpoint) kiểm tra trạng thái hoạt động: /health, /alive</w:t>
+              <w:t>Giữ nguyên, phân loại theo dong xe</w:t>
             </w:r>
           </w:p>
         </w:tc>
@@ -891,9 +928,9 @@
             <w:r>
               <w:rPr>
                 <w:rFonts w:ascii="Times New Roman" w:hAnsi="Times New Roman"/>
-                <w:sz w:val="22"/>
+                <w:sz w:val="20"/>
               </w:rPr>
-              <w:t>4</w:t>
+              <w:t>TaiKhoan</w:t>
             </w:r>
           </w:p>
         </w:tc>
@@ -905,9 +942,9 @@
             <w:r>
               <w:rPr>
                 <w:rFonts w:ascii="Times New Roman" w:hAnsi="Times New Roman"/>
-                <w:sz w:val="22"/>
+                <w:sz w:val="20"/>
               </w:rPr>
-              <w:t>Exception Handler</w:t>
+              <w:t>Đạt</w:t>
             </w:r>
           </w:p>
         </w:tc>
@@ -919,9 +956,9 @@
             <w:r>
               <w:rPr>
                 <w:rFonts w:ascii="Times New Roman" w:hAnsi="Times New Roman"/>
-                <w:sz w:val="22"/>
+                <w:sz w:val="20"/>
               </w:rPr>
-              <w:t>Xử lý các ngoại lệ và lỗi (Hiển thị chi tiết ở môi trường phát triển - Dev, ẩn thông tin lỗi chung ở môi trường vận hành - Prod)</w:t>
+              <w:t>Giữ thông tin đăng nhập và vai trò</w:t>
             </w:r>
           </w:p>
         </w:tc>
@@ -935,9 +972,9 @@
             <w:r>
               <w:rPr>
                 <w:rFonts w:ascii="Times New Roman" w:hAnsi="Times New Roman"/>
-                <w:sz w:val="22"/>
+                <w:sz w:val="20"/>
               </w:rPr>
-              <w:t>5</w:t>
+              <w:t>DonDatCoc</w:t>
             </w:r>
           </w:p>
         </w:tc>
@@ -949,9 +986,9 @@
             <w:r>
               <w:rPr>
                 <w:rFonts w:ascii="Times New Roman" w:hAnsi="Times New Roman"/>
-                <w:sz w:val="22"/>
+                <w:sz w:val="20"/>
               </w:rPr>
-              <w:t>Routing</w:t>
+              <w:t>Gần 3NF</w:t>
             </w:r>
           </w:p>
         </w:tc>
@@ -963,9 +1000,9 @@
             <w:r>
               <w:rPr>
                 <w:rFonts w:ascii="Times New Roman" w:hAnsi="Times New Roman"/>
-                <w:sz w:val="22"/>
+                <w:sz w:val="20"/>
               </w:rPr>
-              <w:t>Xác định tuyến đường (route) phù hợp cho yêu cầu</w:t>
+              <w:t>Tách thông tin khách hàng sang bảng khách hàng hoặc bảng chi tiết</w:t>
             </w:r>
           </w:p>
         </w:tc>
@@ -979,9 +1016,9 @@
             <w:r>
               <w:rPr>
                 <w:rFonts w:ascii="Times New Roman" w:hAnsi="Times New Roman"/>
-                <w:sz w:val="22"/>
+                <w:sz w:val="20"/>
               </w:rPr>
-              <w:t>6</w:t>
+              <w:t>HoaDonMuaXe</w:t>
             </w:r>
           </w:p>
         </w:tc>
@@ -993,9 +1030,9 @@
             <w:r>
               <w:rPr>
                 <w:rFonts w:ascii="Times New Roman" w:hAnsi="Times New Roman"/>
-                <w:sz w:val="22"/>
+                <w:sz w:val="20"/>
               </w:rPr>
-              <w:t>Request Logging</w:t>
+              <w:t>Đạt</w:t>
             </w:r>
           </w:p>
         </w:tc>
@@ -1007,9 +1044,9 @@
             <w:r>
               <w:rPr>
                 <w:rFonts w:ascii="Times New Roman" w:hAnsi="Times New Roman"/>
-                <w:sz w:val="22"/>
+                <w:sz w:val="20"/>
               </w:rPr>
-              <w:t>Ghi nhận lại thời gian hệ thống xử lý yêu cầu</w:t>
+              <w:t>Không nên lưu trùng các trường khác ngoài thông tin hóa đơn</w:t>
             </w:r>
           </w:p>
         </w:tc>
@@ -1023,9 +1060,9 @@
             <w:r>
               <w:rPr>
                 <w:rFonts w:ascii="Times New Roman" w:hAnsi="Times New Roman"/>
-                <w:sz w:val="22"/>
+                <w:sz w:val="20"/>
               </w:rPr>
-              <w:t>7</w:t>
+              <w:t>LichHenLaiThu</w:t>
             </w:r>
           </w:p>
         </w:tc>
@@ -1037,9 +1074,9 @@
             <w:r>
               <w:rPr>
                 <w:rFonts w:ascii="Times New Roman" w:hAnsi="Times New Roman"/>
-                <w:sz w:val="22"/>
+                <w:sz w:val="20"/>
               </w:rPr>
-              <w:t>Session</w:t>
+              <w:t>Đạt</w:t>
             </w:r>
           </w:p>
         </w:tc>
@@ -1051,9 +1088,9 @@
             <w:r>
               <w:rPr>
                 <w:rFonts w:ascii="Times New Roman" w:hAnsi="Times New Roman"/>
-                <w:sz w:val="22"/>
+                <w:sz w:val="20"/>
               </w:rPr>
-              <w:t>Quản lý phiên làm việc phía máy chủ (Server-side session, tự động hết hạn sau 30 phút không hoạt động)</w:t>
+              <w:t>Có thể tách trạng thái sang bảng tham chiếu trạng thái</w:t>
             </w:r>
           </w:p>
         </w:tc>
@@ -1067,9 +1104,9 @@
             <w:r>
               <w:rPr>
                 <w:rFonts w:ascii="Times New Roman" w:hAnsi="Times New Roman"/>
-                <w:sz w:val="22"/>
+                <w:sz w:val="20"/>
               </w:rPr>
-              <w:t>8</w:t>
+              <w:t>GioHang</w:t>
             </w:r>
           </w:p>
         </w:tc>
@@ -1081,9 +1118,9 @@
             <w:r>
               <w:rPr>
                 <w:rFonts w:ascii="Times New Roman" w:hAnsi="Times New Roman"/>
-                <w:sz w:val="22"/>
+                <w:sz w:val="20"/>
               </w:rPr>
-              <w:t>Authentication</w:t>
+              <w:t>Đạt</w:t>
             </w:r>
           </w:p>
         </w:tc>
@@ -1095,280 +1132,138 @@
             <w:r>
               <w:rPr>
                 <w:rFonts w:ascii="Times New Roman" w:hAnsi="Times New Roman"/>
-                <w:sz w:val="22"/>
+                <w:sz w:val="20"/>
               </w:rPr>
-              <w:t>Thực hiện xác thực danh tính người dùng qua Cookie và JWT</w:t>
-            </w:r>
-          </w:p>
-        </w:tc>
-      </w:tr>
-      <w:tr>
-        <w:tc>
-          <w:tcPr>
-            <w:tcW w:type="dxa" w:w="2880"/>
-          </w:tcPr>
-          <w:p>
-            <w:r>
-              <w:rPr>
-                <w:rFonts w:ascii="Times New Roman" w:hAnsi="Times New Roman"/>
-                <w:sz w:val="22"/>
-              </w:rPr>
-              <w:t>9</w:t>
-            </w:r>
-          </w:p>
-        </w:tc>
-        <w:tc>
-          <w:tcPr>
-            <w:tcW w:type="dxa" w:w="2880"/>
-          </w:tcPr>
-          <w:p>
-            <w:r>
-              <w:rPr>
-                <w:rFonts w:ascii="Times New Roman" w:hAnsi="Times New Roman"/>
-                <w:sz w:val="22"/>
-              </w:rPr>
-              <w:t>Authorization</w:t>
-            </w:r>
-          </w:p>
-        </w:tc>
-        <w:tc>
-          <w:tcPr>
-            <w:tcW w:type="dxa" w:w="2880"/>
-          </w:tcPr>
-          <w:p>
-            <w:r>
-              <w:rPr>
-                <w:rFonts w:ascii="Times New Roman" w:hAnsi="Times New Roman"/>
-                <w:sz w:val="22"/>
-              </w:rPr>
-              <w:t>Bộ lọc ủy quyền và kiểm tra quyền hạn của người dùng</w:t>
-            </w:r>
-          </w:p>
-        </w:tc>
-      </w:tr>
-      <w:tr>
-        <w:tc>
-          <w:tcPr>
-            <w:tcW w:type="dxa" w:w="2880"/>
-          </w:tcPr>
-          <w:p>
-            <w:r>
-              <w:rPr>
-                <w:rFonts w:ascii="Times New Roman" w:hAnsi="Times New Roman"/>
-                <w:sz w:val="22"/>
-              </w:rPr>
-              <w:t>10</w:t>
-            </w:r>
-          </w:p>
-        </w:tc>
-        <w:tc>
-          <w:tcPr>
-            <w:tcW w:type="dxa" w:w="2880"/>
-          </w:tcPr>
-          <w:p>
-            <w:r>
-              <w:rPr>
-                <w:rFonts w:ascii="Times New Roman" w:hAnsi="Times New Roman"/>
-                <w:sz w:val="22"/>
-              </w:rPr>
-              <w:t>Custom Path Auth</w:t>
-            </w:r>
-          </w:p>
-        </w:tc>
-        <w:tc>
-          <w:tcPr>
-            <w:tcW w:type="dxa" w:w="2880"/>
-          </w:tcPr>
-          <w:p>
-            <w:r>
-              <w:rPr>
-                <w:rFonts w:ascii="Times New Roman" w:hAnsi="Times New Roman"/>
-                <w:sz w:val="22"/>
-              </w:rPr>
-              <w:t>Kiểm tra quyền truy cập tùy chỉnh dựa trên đường dẫn tương ứng (/Admin/*, /QuanLy/*)</w:t>
-            </w:r>
-          </w:p>
-        </w:tc>
-      </w:tr>
-      <w:tr>
-        <w:tc>
-          <w:tcPr>
-            <w:tcW w:type="dxa" w:w="2880"/>
-          </w:tcPr>
-          <w:p>
-            <w:r>
-              <w:rPr>
-                <w:rFonts w:ascii="Times New Roman" w:hAnsi="Times New Roman"/>
-                <w:sz w:val="22"/>
-              </w:rPr>
-              <w:t>11</w:t>
-            </w:r>
-          </w:p>
-        </w:tc>
-        <w:tc>
-          <w:tcPr>
-            <w:tcW w:type="dxa" w:w="2880"/>
-          </w:tcPr>
-          <w:p>
-            <w:r>
-              <w:rPr>
-                <w:rFonts w:ascii="Times New Roman" w:hAnsi="Times New Roman"/>
-                <w:sz w:val="22"/>
-              </w:rPr>
-              <w:t>Static Files</w:t>
-            </w:r>
-          </w:p>
-        </w:tc>
-        <w:tc>
-          <w:tcPr>
-            <w:tcW w:type="dxa" w:w="2880"/>
-          </w:tcPr>
-          <w:p>
-            <w:r>
-              <w:rPr>
-                <w:rFonts w:ascii="Times New Roman" w:hAnsi="Times New Roman"/>
-                <w:sz w:val="22"/>
-              </w:rPr>
-              <w:t>Cho phép truy cập vào các tài nguyên tĩnh trong thư mục wwwroot</w:t>
-            </w:r>
-          </w:p>
-        </w:tc>
-      </w:tr>
-      <w:tr>
-        <w:tc>
-          <w:tcPr>
-            <w:tcW w:type="dxa" w:w="2880"/>
-          </w:tcPr>
-          <w:p>
-            <w:r>
-              <w:rPr>
-                <w:rFonts w:ascii="Times New Roman" w:hAnsi="Times New Roman"/>
-                <w:sz w:val="22"/>
-              </w:rPr>
-              <w:t>12</w:t>
-            </w:r>
-          </w:p>
-        </w:tc>
-        <w:tc>
-          <w:tcPr>
-            <w:tcW w:type="dxa" w:w="2880"/>
-          </w:tcPr>
-          <w:p>
-            <w:r>
-              <w:rPr>
-                <w:rFonts w:ascii="Times New Roman" w:hAnsi="Times New Roman"/>
-                <w:sz w:val="22"/>
-              </w:rPr>
-              <w:t>Minimal APIs + RP + MVC</w:t>
-            </w:r>
-          </w:p>
-        </w:tc>
-        <w:tc>
-          <w:tcPr>
-            <w:tcW w:type="dxa" w:w="2880"/>
-          </w:tcPr>
-          <w:p>
-            <w:r>
-              <w:rPr>
-                <w:rFonts w:ascii="Times New Roman" w:hAnsi="Times New Roman"/>
-                <w:sz w:val="22"/>
-              </w:rPr>
-              <w:t>Định tuyến yêu cầu đến điểm cuối xử lý cụ thể để trả về kết quả</w:t>
+              <w:t>Phụ thuộc vào tài khoản và phiên bản xe</w:t>
             </w:r>
           </w:p>
         </w:tc>
       </w:tr>
     </w:tbl>
-    <w:p/>
+    <w:p>
+      <w:r>
+        <w:rPr>
+          <w:b w:val="0"/>
+          <w:i w:val="0"/>
+        </w:rPr>
+        <w:t>Kết luận: mô hình hiện tại có thể nhìn là gần 3NF, phù hợp cho học tập và triển khai ban đầu.</w:t>
+      </w:r>
+    </w:p>
+    <w:p>
+      <w:r>
+        <w:br w:type="page"/>
+      </w:r>
+    </w:p>
+    <w:p>
+      <w:r>
+        <w:rPr>
+          <w:b/>
+          <w:i w:val="0"/>
+        </w:rPr>
+        <w:t>6. Mối quan hệ giữa các bảng và ERD</w:t>
+      </w:r>
+    </w:p>
     <w:p>
       <w:pPr>
         <w:pStyle w:val="Heading1"/>
       </w:pPr>
       <w:r>
+        <w:t>6. Mối quan hệ giữa các bảng và ERD</w:t>
+      </w:r>
+    </w:p>
+    <w:p>
+      <w:r>
         <w:rPr>
-          <w:rFonts w:ascii="Times New Roman" w:hAnsi="Times New Roman"/>
+          <w:b w:val="0"/>
+          <w:i w:val="0"/>
         </w:rPr>
-        <w:t>3. Xác Thực và Phân Quyền</w:t>
+        <w:t>Hệ thống dùng nhiều bảng liên kết với nhau bằng khóa ngoại. Quan hệ chính: HangXe 1-n DongXe; DongXe 1-n PhienBanXe; TaiKhoan 1-n DonDatCoc; PhienBanXe 1-n DonDatCoc; DonDatCoc 1-1 HoaDonMuaXe; TaiKhoan 1-n LichHenLaiThu; DongXe 1-n LichHenLaiThu; ChiNhanhShowroom 1-n LichHenLaiThu.</w:t>
       </w:r>
     </w:p>
     <w:p>
       <w:pPr>
-        <w:pStyle w:val="Heading2"/>
+        <w:pStyle w:val="ListBullet"/>
       </w:pPr>
       <w:r>
-        <w:rPr>
-          <w:rFonts w:ascii="Times New Roman" w:hAnsi="Times New Roman"/>
-        </w:rPr>
-        <w:t>3.1. Cơ chế đăng nhập</w:t>
+        <w:t>HangXe -&gt; DongXe: một hãng có nhiều dòng xe</w:t>
       </w:r>
     </w:p>
     <w:p>
       <w:pPr>
-        <w:spacing w:after="120"/>
+        <w:pStyle w:val="ListBullet"/>
       </w:pPr>
       <w:r>
-        <w:rPr>
-          <w:rFonts w:ascii="Times New Roman" w:hAnsi="Times New Roman"/>
-          <w:b w:val="0"/>
-          <w:sz w:val="24"/>
-        </w:rPr>
-        <w:t>Hệ thống hỗ trợ song song hai cơ chế xác thực khác nhau tùy thuộc vào mục đích sử dụng:</w:t>
+        <w:t>DongXe -&gt; PhienBanXe: một dòng xe có nhiều phiên bản</w:t>
       </w:r>
     </w:p>
     <w:p>
       <w:pPr>
-        <w:spacing w:after="120"/>
+        <w:pStyle w:val="ListBullet"/>
       </w:pPr>
       <w:r>
-        <w:rPr>
-          <w:rFonts w:ascii="Times New Roman" w:hAnsi="Times New Roman"/>
-          <w:b w:val="0"/>
-          <w:sz w:val="24"/>
-        </w:rPr>
-        <w:t>1. Session Cookie (Dành cho Razor Pages): Sau khi người dùng đăng nhập thành công, các thông tin thiết yếu bao gồm: UserName, UserRole, AvatarUrl, Email, MaTaiKhoan sẽ được lưu trữ trực tiếp vào phiên làm việc phía máy chủ (session server-side). Session cookie được thiết lập thuộc tính HttpOnly (ngăn chặn đánh cắp qua JavaScript) và tự động hết hạn sau 30 phút.</w:t>
+        <w:t>TaiKhoan -&gt; DonDatCoc: một tài khoản có nhiều đơn cọc</w:t>
       </w:r>
     </w:p>
     <w:p>
       <w:pPr>
-        <w:spacing w:after="120"/>
+        <w:pStyle w:val="ListBullet"/>
       </w:pPr>
       <w:r>
-        <w:rPr>
-          <w:rFonts w:ascii="Times New Roman" w:hAnsi="Times New Roman"/>
-          <w:b w:val="0"/>
-          <w:sz w:val="24"/>
-        </w:rPr>
-        <w:t>2. JWT Bearer (Dành cho các kết nối API): Điểm cuối POST /api/login tiếp nhận tài khoản {tenDangNhap, matKhau} và phản hồi lại mã thông báo bảo mật JWT token (sử dụng thuật toán mã hóa HMAC-SHA256, thời hạn 30 phút). Token này chứa các thông tin (claims) như: NameIdentifier, Name, Role, AvatarUrl, Email, MaTaiKhoan.</w:t>
+        <w:t>PhienBanXe -&gt; DonDatCoc: một phiên bản có thể nằm trong nhiều đơn cọc</w:t>
       </w:r>
     </w:p>
     <w:p>
       <w:pPr>
-        <w:spacing w:after="120"/>
+        <w:pStyle w:val="ListBullet"/>
       </w:pPr>
       <w:r>
-        <w:rPr>
-          <w:rFonts w:ascii="Times New Roman" w:hAnsi="Times New Roman"/>
-          <w:b w:val="0"/>
-          <w:sz w:val="24"/>
-        </w:rPr>
-        <w:t>3. Google OAuth 2.0: Hỗ trợ đăng nhập nhanh thông qua tài khoản Google cá nhân (trả kết quả về đường dẫn /Account/GoogleCallback). Nếu địa chỉ email này chưa tồn tại trong cơ sở dữ liệu hệ thống, một tài khoản mới với vai trò mặc định là User (Người dùng) sẽ tự động được tạo lập. Sau khi đăng nhập thành công, hệ thống sẽ tự động chuyển hướng người dùng dựa theo vai trò của họ.</w:t>
+        <w:t>DonDatCoc -&gt; HoaDonMuaXe: một đơn cọc có thể tạo một hóa đơn mua xe</w:t>
       </w:r>
     </w:p>
     <w:p>
       <w:pPr>
-        <w:pStyle w:val="Heading2"/>
+        <w:pStyle w:val="ListBullet"/>
       </w:pPr>
       <w:r>
+        <w:t>TaiKhoan -&gt; GioHang: một tài khoản có nhiều dòng giỏ hàng</w:t>
+      </w:r>
+    </w:p>
+    <w:p>
+      <w:r>
         <w:rPr>
-          <w:rFonts w:ascii="Times New Roman" w:hAnsi="Times New Roman"/>
+          <w:b w:val="0"/>
+          <w:i w:val="0"/>
         </w:rPr>
-        <w:t>3.2. Phân quyền</w:t>
+        <w:t>[CHÈN ẢNH: ERD hoặc ảnh sơ đồ quan hệ database đã vẽ bằng draw.io / dbdiagram]</w:t>
+      </w:r>
+    </w:p>
+    <w:p>
+      <w:r>
+        <w:br w:type="page"/>
+      </w:r>
+    </w:p>
+    <w:p>
+      <w:r>
+        <w:rPr>
+          <w:b/>
+          <w:i w:val="0"/>
+        </w:rPr>
+        <w:t>7. Use case diagram và luồng nghiệp vụ</w:t>
+      </w:r>
+    </w:p>
+    <w:p>
+      <w:pPr>
+        <w:pStyle w:val="Heading1"/>
+      </w:pPr>
+      <w:r>
+        <w:t>7. Use case diagram và luồng nghiệp vụ</w:t>
       </w:r>
     </w:p>
     <w:tbl>
       <w:tblPr>
-        <w:tblStyle w:val="LightGrid-Accent1"/>
+        <w:tblStyle w:val="TableGrid"/>
         <w:tblW w:type="auto" w:w="0"/>
+        <w:tblLayout w:type="autofit"/>
         <w:tblLook w:firstColumn="1" w:firstRow="1" w:lastColumn="0" w:lastRow="0" w:noHBand="0" w:noVBand="1" w:val="04A0"/>
       </w:tblPr>
       <w:tblGrid>
@@ -1383,11 +1278,11 @@
           <w:p>
             <w:r>
               <w:rPr>
-                <w:rFonts w:ascii="Times New Roman" w:hAnsi="Times New Roman"/>
+                <w:rFonts w:ascii="Arial" w:hAnsi="Arial"/>
                 <w:b/>
-                <w:sz w:val="22"/>
+                <w:sz w:val="20"/>
               </w:rPr>
-              <w:t>Vai trò</w:t>
+              <w:t>Actor</w:t>
             </w:r>
           </w:p>
         </w:tc>
@@ -1398,11 +1293,11 @@
           <w:p>
             <w:r>
               <w:rPr>
-                <w:rFonts w:ascii="Times New Roman" w:hAnsi="Times New Roman"/>
+                <w:rFonts w:ascii="Arial" w:hAnsi="Arial"/>
                 <w:b/>
-                <w:sz w:val="22"/>
+                <w:sz w:val="20"/>
               </w:rPr>
-              <w:t>Quyền hạn</w:t>
+              <w:t>Use case chính</w:t>
             </w:r>
           </w:p>
         </w:tc>
@@ -1416,7 +1311,37 @@
             <w:r>
               <w:rPr>
                 <w:rFonts w:ascii="Times New Roman" w:hAnsi="Times New Roman"/>
-                <w:sz w:val="22"/>
+                <w:sz w:val="20"/>
+              </w:rPr>
+              <w:t>Khách hàng</w:t>
+            </w:r>
+          </w:p>
+        </w:tc>
+        <w:tc>
+          <w:tcPr>
+            <w:tcW w:type="dxa" w:w="4320"/>
+          </w:tcPr>
+          <w:p>
+            <w:r>
+              <w:rPr>
+                <w:rFonts w:ascii="Times New Roman" w:hAnsi="Times New Roman"/>
+                <w:sz w:val="20"/>
+              </w:rPr>
+              <w:t>Xem xe, đặt lịch lái thử, đăng ký, đặt cọc, xem hồ sơ</w:t>
+            </w:r>
+          </w:p>
+        </w:tc>
+      </w:tr>
+      <w:tr>
+        <w:tc>
+          <w:tcPr>
+            <w:tcW w:type="dxa" w:w="4320"/>
+          </w:tcPr>
+          <w:p>
+            <w:r>
+              <w:rPr>
+                <w:rFonts w:ascii="Times New Roman" w:hAnsi="Times New Roman"/>
+                <w:sz w:val="20"/>
               </w:rPr>
               <w:t>Admin</w:t>
             </w:r>
@@ -1430,9 +1355,9 @@
             <w:r>
               <w:rPr>
                 <w:rFonts w:ascii="Times New Roman" w:hAnsi="Times New Roman"/>
-                <w:sz w:val="22"/>
+                <w:sz w:val="20"/>
               </w:rPr>
-              <w:t>Có toàn quyền truy cập vào khu vực quản trị /Admin/* và thực hiện đầy đủ tất cả các chức năng CRUD (gồm 13 chức năng quản trị)</w:t>
+              <w:t>CRUD xe, CRUD người dùng, quản lý đơn cọc, nhận hóa đơn, theo dõi logs</w:t>
             </w:r>
           </w:p>
         </w:tc>
@@ -1446,9 +1371,9 @@
             <w:r>
               <w:rPr>
                 <w:rFonts w:ascii="Times New Roman" w:hAnsi="Times New Roman"/>
-                <w:sz w:val="22"/>
+                <w:sz w:val="20"/>
               </w:rPr>
-              <w:t>Quản Lý</w:t>
+              <w:t>Quản lý showroom</w:t>
             </w:r>
           </w:p>
         </w:tc>
@@ -1460,9 +1385,9 @@
             <w:r>
               <w:rPr>
                 <w:rFonts w:ascii="Times New Roman" w:hAnsi="Times New Roman"/>
-                <w:sz w:val="22"/>
+                <w:sz w:val="20"/>
               </w:rPr>
-              <w:t>Được phép truy cập trang quản lý riêng /QuanLy/Dashboard để theo dõi, đánh giá doanh thu của chi nhánh showroom được phân công</w:t>
+              <w:t>Xem dashboard doanh thu, xem chi nhánh, quản lý lịch hẹn</w:t>
             </w:r>
           </w:p>
         </w:tc>
@@ -1476,9 +1401,9 @@
             <w:r>
               <w:rPr>
                 <w:rFonts w:ascii="Times New Roman" w:hAnsi="Times New Roman"/>
-                <w:sz w:val="22"/>
+                <w:sz w:val="20"/>
               </w:rPr>
-              <w:t>User (Người dùng)</w:t>
+              <w:t>Hệ thống thanh toán</w:t>
             </w:r>
           </w:p>
         </w:tc>
@@ -1490,9 +1415,9 @@
             <w:r>
               <w:rPr>
                 <w:rFonts w:ascii="Times New Roman" w:hAnsi="Times New Roman"/>
-                <w:sz w:val="22"/>
+                <w:sz w:val="20"/>
               </w:rPr>
-              <w:t>Truy cập các trang công khai: Đặt cọc mua xe, Đăng ký lái thử, So sánh các dòng xe và xem thông tin hồ sơ cá nhân</w:t>
+              <w:t>Tạo QR, xác minh webhook, cập nhật trạng thái đơn</w:t>
             </w:r>
           </w:p>
         </w:tc>
@@ -1500,15 +1425,123 @@
     </w:tbl>
     <w:p>
       <w:pPr>
-        <w:spacing w:after="120"/>
+        <w:jc w:val="left"/>
       </w:pPr>
       <w:r>
         <w:rPr>
-          <w:rFonts w:ascii="Times New Roman" w:hAnsi="Times New Roman"/>
+          <w:rFonts w:ascii="Courier New" w:hAnsi="Courier New"/>
+          <w:sz w:val="18"/>
+        </w:rPr>
+        <w:t>graph TD</w:t>
+        <w:br/>
+        <w:t>A[Khách hàng] --&gt; B[Xem xe]</w:t>
+        <w:br/>
+        <w:t>A --&gt; C[Đặt cọc]</w:t>
+        <w:br/>
+        <w:t>A --&gt; D[Đặt lịch lái thử]</w:t>
+        <w:br/>
+        <w:t>E[Admin] --&gt; F[Quản lý xe]</w:t>
+        <w:br/>
+        <w:t>E --&gt; G[Quản lý đơn cọc]</w:t>
+        <w:br/>
+        <w:t>H[Quản lý showroom] --&gt; I[Dashboard doanh thu]</w:t>
+      </w:r>
+    </w:p>
+    <w:p>
+      <w:r>
+        <w:br w:type="page"/>
+      </w:r>
+    </w:p>
+    <w:p>
+      <w:r>
+        <w:rPr>
           <w:b/>
-          <w:sz w:val="24"/>
+          <w:i w:val="0"/>
         </w:rPr>
-        <w:t>Cơ chế bảo vệ dựa trên đường dẫn (path-based):</w:t>
+        <w:t>8. Class diagram gợi ý cho hệ thống</w:t>
+      </w:r>
+    </w:p>
+    <w:p>
+      <w:pPr>
+        <w:pStyle w:val="Heading1"/>
+      </w:pPr>
+      <w:r>
+        <w:t>8. Class diagram gợi ý cho hệ thống</w:t>
+      </w:r>
+    </w:p>
+    <w:p>
+      <w:pPr>
+        <w:jc w:val="left"/>
+      </w:pPr>
+      <w:r>
+        <w:rPr>
+          <w:rFonts w:ascii="Courier New" w:hAnsi="Courier New"/>
+          <w:sz w:val="18"/>
+        </w:rPr>
+        <w:t>classDiagram</w:t>
+        <w:br/>
+        <w:t>class TaiKhoan {</w:t>
+        <w:br/>
+        <w:t xml:space="preserve">  +string TenDangNhap</w:t>
+        <w:br/>
+        <w:t xml:space="preserve">  +string VaiTro</w:t>
+        <w:br/>
+        <w:t xml:space="preserve">  +string Email</w:t>
+        <w:br/>
+        <w:t>}</w:t>
+        <w:br/>
+        <w:t>class HangXe { +int MaHang +string TenHang }</w:t>
+        <w:br/>
+        <w:t>class DongXe { +int MaDong +int MaHang +string TenDong }</w:t>
+        <w:br/>
+        <w:t>class PhienBanXe { +int MaPhienBan +int MaDong +long GiaNiemYet +int SoLuongTrongKho }</w:t>
+        <w:br/>
+        <w:t>class DonDatCoc { +int MaDonCoc +string MaKhachHang +int MaPhienBan +decimal SoTienCoc }</w:t>
+        <w:br/>
+        <w:t>class HoaDonMuaXe { +string MaHoaDon +int MaDonCoc +long TongTienPhaiTra }</w:t>
+        <w:br/>
+        <w:t>class GioHang { +int MaGioHang +string MaTaiKhoan +int MaPhienBan +int SoLuong }</w:t>
+        <w:br/>
+        <w:t>TaiKhoan --&gt; DonDatCoc</w:t>
+        <w:br/>
+        <w:t>PhienBanXe --&gt; DonDatCoc</w:t>
+        <w:br/>
+        <w:t>DonDatCoc --&gt; HoaDonMuaXe</w:t>
+        <w:br/>
+        <w:t>TaiKhoan --&gt; GioHang</w:t>
+        <w:br/>
+        <w:t>PhienBanXe --&gt; GioHang</w:t>
+      </w:r>
+    </w:p>
+    <w:p>
+      <w:r>
+        <w:br w:type="page"/>
+      </w:r>
+    </w:p>
+    <w:p>
+      <w:r>
+        <w:rPr>
+          <w:b/>
+          <w:i w:val="0"/>
+        </w:rPr>
+        <w:t>9. Triển khai Docker và SQL Server</w:t>
+      </w:r>
+    </w:p>
+    <w:p>
+      <w:pPr>
+        <w:pStyle w:val="Heading1"/>
+      </w:pPr>
+      <w:r>
+        <w:t>9. Triển khai Docker và SQL Server</w:t>
+      </w:r>
+    </w:p>
+    <w:p>
+      <w:r>
+        <w:rPr>
+          <w:b w:val="0"/>
+          <w:i w:val="0"/>
+        </w:rPr>
+        <w:t>Docker được dùng để containerize SQL Server. File docker-compose.yml định nghĩa service sqlserver với image mcr.microsoft.com/mssql/server:2022-latest, container_name sqlserver-carproject, port 1433 và volume sqlserver_data. Điều này giúp nhóm có thể khởi động database gần như tự động trên máy khác mà không cần cài SQL Server trực tiếp.</w:t>
       </w:r>
     </w:p>
     <w:p>
@@ -1516,19 +1549,7 @@
         <w:pStyle w:val="ListBullet"/>
       </w:pPr>
       <w:r>
-        <w:rPr>
-          <w:rFonts w:ascii="Times New Roman" w:hAnsi="Times New Roman"/>
-          <w:b/>
-          <w:sz w:val="24"/>
-        </w:rPr>
-        <w:t xml:space="preserve">/Admin/* - </w:t>
-      </w:r>
-      <w:r>
-        <w:rPr>
-          <w:rFonts w:ascii="Times New Roman" w:hAnsi="Times New Roman"/>
-          <w:sz w:val="24"/>
-        </w:rPr>
-        <w:t>Chỉ dành riêng cho tài khoản có vai trò Admin.</w:t>
+        <w:t>Khởi động: docker compose up -d</w:t>
       </w:r>
     </w:p>
     <w:p>
@@ -1536,19 +1557,7 @@
         <w:pStyle w:val="ListBullet"/>
       </w:pPr>
       <w:r>
-        <w:rPr>
-          <w:rFonts w:ascii="Times New Roman" w:hAnsi="Times New Roman"/>
-          <w:b/>
-          <w:sz w:val="24"/>
-        </w:rPr>
-        <w:t xml:space="preserve">/Orders/*, /Profile, /TestDrive/*, /QuanLy/* - </w:t>
-      </w:r>
-      <w:r>
-        <w:rPr>
-          <w:rFonts w:ascii="Times New Roman" w:hAnsi="Times New Roman"/>
-          <w:sz w:val="24"/>
-        </w:rPr>
-        <w:t>Yêu cầu người dùng bắt buộc phải đăng nhập tài khoản trước khi truy cập.</w:t>
+        <w:t>Xem container: docker ps</w:t>
       </w:r>
     </w:p>
     <w:p>
@@ -1556,1236 +1565,7 @@
         <w:pStyle w:val="ListBullet"/>
       </w:pPr>
       <w:r>
-        <w:rPr>
-          <w:rFonts w:ascii="Times New Roman" w:hAnsi="Times New Roman"/>
-          <w:b/>
-          <w:sz w:val="24"/>
-        </w:rPr>
-        <w:t xml:space="preserve">Trường hợp truy cập trái phép hoặc không đủ quyền: </w:t>
-      </w:r>
-      <w:r>
-        <w:rPr>
-          <w:rFonts w:ascii="Times New Roman" w:hAnsi="Times New Roman"/>
-          <w:sz w:val="24"/>
-        </w:rPr>
-        <w:t>Hệ thống sẽ trả về trang lỗi 403 Forbidden (đối với khu vực Admin) hoặc tự động chuyển hướng người dùng về trang đăng nhập /Account/Login.</w:t>
-      </w:r>
-    </w:p>
-    <w:p/>
-    <w:p>
-      <w:pPr>
-        <w:pStyle w:val="Heading1"/>
-      </w:pPr>
-      <w:r>
-        <w:rPr>
-          <w:rFonts w:ascii="Times New Roman" w:hAnsi="Times New Roman"/>
-        </w:rPr>
-        <w:t>4. Cơ Sở Dữ Liệu</w:t>
-      </w:r>
-    </w:p>
-    <w:p>
-      <w:pPr>
-        <w:spacing w:after="120"/>
-      </w:pPr>
-      <w:r>
-        <w:rPr>
-          <w:rFonts w:ascii="Times New Roman" w:hAnsi="Times New Roman"/>
-          <w:b w:val="0"/>
-          <w:sz w:val="24"/>
-        </w:rPr>
-        <w:t>Hệ thống vận hành cơ sở dữ liệu SQL Server 2022 trên nền tảng Docker container. Cơ sở dữ liệu chính CarShopDb bao gồm 14 bảng dữ liệu được chuẩn hóa:</w:t>
-      </w:r>
-    </w:p>
-    <w:tbl>
-      <w:tblPr>
-        <w:tblStyle w:val="LightGrid-Accent1"/>
-        <w:tblW w:type="auto" w:w="0"/>
-        <w:tblLook w:firstColumn="1" w:firstRow="1" w:lastColumn="0" w:lastRow="0" w:noHBand="0" w:noVBand="1" w:val="04A0"/>
-      </w:tblPr>
-      <w:tblGrid>
-        <w:gridCol w:w="4320"/>
-        <w:gridCol w:w="4320"/>
-      </w:tblGrid>
-      <w:tr>
-        <w:tc>
-          <w:tcPr>
-            <w:tcW w:type="dxa" w:w="4320"/>
-          </w:tcPr>
-          <w:p>
-            <w:r>
-              <w:rPr>
-                <w:rFonts w:ascii="Times New Roman" w:hAnsi="Times New Roman"/>
-                <w:b/>
-                <w:sz w:val="22"/>
-              </w:rPr>
-              <w:t>Bảng dữ liệu</w:t>
-            </w:r>
-          </w:p>
-        </w:tc>
-        <w:tc>
-          <w:tcPr>
-            <w:tcW w:type="dxa" w:w="4320"/>
-          </w:tcPr>
-          <w:p>
-            <w:r>
-              <w:rPr>
-                <w:rFonts w:ascii="Times New Roman" w:hAnsi="Times New Roman"/>
-                <w:b/>
-                <w:sz w:val="22"/>
-              </w:rPr>
-              <w:t>Mô tả</w:t>
-            </w:r>
-          </w:p>
-        </w:tc>
-      </w:tr>
-      <w:tr>
-        <w:tc>
-          <w:tcPr>
-            <w:tcW w:type="dxa" w:w="4320"/>
-          </w:tcPr>
-          <w:p>
-            <w:r>
-              <w:rPr>
-                <w:rFonts w:ascii="Times New Roman" w:hAnsi="Times New Roman"/>
-                <w:sz w:val="22"/>
-              </w:rPr>
-              <w:t>HangXe</w:t>
-            </w:r>
-          </w:p>
-        </w:tc>
-        <w:tc>
-          <w:tcPr>
-            <w:tcW w:type="dxa" w:w="4320"/>
-          </w:tcPr>
-          <w:p>
-            <w:r>
-              <w:rPr>
-                <w:rFonts w:ascii="Times New Roman" w:hAnsi="Times New Roman"/>
-                <w:sz w:val="22"/>
-              </w:rPr>
-              <w:t>Lưu trữ thông tin về các hãng xe hơi (Ví dụ: Mercedes-Benz, BMW...)</w:t>
-            </w:r>
-          </w:p>
-        </w:tc>
-      </w:tr>
-      <w:tr>
-        <w:tc>
-          <w:tcPr>
-            <w:tcW w:type="dxa" w:w="4320"/>
-          </w:tcPr>
-          <w:p>
-            <w:r>
-              <w:rPr>
-                <w:rFonts w:ascii="Times New Roman" w:hAnsi="Times New Roman"/>
-                <w:sz w:val="22"/>
-              </w:rPr>
-              <w:t>DongXe</w:t>
-            </w:r>
-          </w:p>
-        </w:tc>
-        <w:tc>
-          <w:tcPr>
-            <w:tcW w:type="dxa" w:w="4320"/>
-          </w:tcPr>
-          <w:p>
-            <w:r>
-              <w:rPr>
-                <w:rFonts w:ascii="Times New Roman" w:hAnsi="Times New Roman"/>
-                <w:sz w:val="22"/>
-              </w:rPr>
-              <w:t>Các dòng xe cụ thể (Liên kết khóa ngoại FK -&gt; HangXe)</w:t>
-            </w:r>
-          </w:p>
-        </w:tc>
-      </w:tr>
-      <w:tr>
-        <w:tc>
-          <w:tcPr>
-            <w:tcW w:type="dxa" w:w="4320"/>
-          </w:tcPr>
-          <w:p>
-            <w:r>
-              <w:rPr>
-                <w:rFonts w:ascii="Times New Roman" w:hAnsi="Times New Roman"/>
-                <w:sz w:val="22"/>
-              </w:rPr>
-              <w:t>PhienBanXe_SanPham</w:t>
-            </w:r>
-          </w:p>
-        </w:tc>
-        <w:tc>
-          <w:tcPr>
-            <w:tcW w:type="dxa" w:w="4320"/>
-          </w:tcPr>
-          <w:p>
-            <w:r>
-              <w:rPr>
-                <w:rFonts w:ascii="Times New Roman" w:hAnsi="Times New Roman"/>
-                <w:sz w:val="22"/>
-              </w:rPr>
-              <w:t>Các phiên bản xe chi tiết bán ra thị trường (Liên kết khóa ngoại FK -&gt; DongXe)</w:t>
-            </w:r>
-          </w:p>
-        </w:tc>
-      </w:tr>
-      <w:tr>
-        <w:tc>
-          <w:tcPr>
-            <w:tcW w:type="dxa" w:w="4320"/>
-          </w:tcPr>
-          <w:p>
-            <w:r>
-              <w:rPr>
-                <w:rFonts w:ascii="Times New Roman" w:hAnsi="Times New Roman"/>
-                <w:sz w:val="22"/>
-              </w:rPr>
-              <w:t>TaiKhoan</w:t>
-            </w:r>
-          </w:p>
-        </w:tc>
-        <w:tc>
-          <w:tcPr>
-            <w:tcW w:type="dxa" w:w="4320"/>
-          </w:tcPr>
-          <w:p>
-            <w:r>
-              <w:rPr>
-                <w:rFonts w:ascii="Times New Roman" w:hAnsi="Times New Roman"/>
-                <w:sz w:val="22"/>
-              </w:rPr>
-              <w:t>Lưu trữ thông tin tài khoản của toàn bộ người dùng, quản trị viên và quản lý</w:t>
-            </w:r>
-          </w:p>
-        </w:tc>
-      </w:tr>
-      <w:tr>
-        <w:tc>
-          <w:tcPr>
-            <w:tcW w:type="dxa" w:w="4320"/>
-          </w:tcPr>
-          <w:p>
-            <w:r>
-              <w:rPr>
-                <w:rFonts w:ascii="Times New Roman" w:hAnsi="Times New Roman"/>
-                <w:sz w:val="22"/>
-              </w:rPr>
-              <w:t>ChiTietKhachHang</w:t>
-            </w:r>
-          </w:p>
-        </w:tc>
-        <w:tc>
-          <w:tcPr>
-            <w:tcW w:type="dxa" w:w="4320"/>
-          </w:tcPr>
-          <w:p>
-            <w:r>
-              <w:rPr>
-                <w:rFonts w:ascii="Times New Roman" w:hAnsi="Times New Roman"/>
-                <w:sz w:val="22"/>
-              </w:rPr>
-              <w:t>Lưu trữ các thông tin bổ sung, chi tiết của khách hàng</w:t>
-            </w:r>
-          </w:p>
-        </w:tc>
-      </w:tr>
-      <w:tr>
-        <w:tc>
-          <w:tcPr>
-            <w:tcW w:type="dxa" w:w="4320"/>
-          </w:tcPr>
-          <w:p>
-            <w:r>
-              <w:rPr>
-                <w:rFonts w:ascii="Times New Roman" w:hAnsi="Times New Roman"/>
-                <w:sz w:val="22"/>
-              </w:rPr>
-              <w:t>DonDatCoc</w:t>
-            </w:r>
-          </w:p>
-        </w:tc>
-        <w:tc>
-          <w:tcPr>
-            <w:tcW w:type="dxa" w:w="4320"/>
-          </w:tcPr>
-          <w:p>
-            <w:r>
-              <w:rPr>
-                <w:rFonts w:ascii="Times New Roman" w:hAnsi="Times New Roman"/>
-                <w:sz w:val="22"/>
-              </w:rPr>
-              <w:t>Quản lý các đơn đặt cọc mua xe của khách hàng (FK -&gt; TaiKhoan, PhienBanXe)</w:t>
-            </w:r>
-          </w:p>
-        </w:tc>
-      </w:tr>
-      <w:tr>
-        <w:tc>
-          <w:tcPr>
-            <w:tcW w:type="dxa" w:w="4320"/>
-          </w:tcPr>
-          <w:p>
-            <w:r>
-              <w:rPr>
-                <w:rFonts w:ascii="Times New Roman" w:hAnsi="Times New Roman"/>
-                <w:sz w:val="22"/>
-              </w:rPr>
-              <w:t>HoaDonMuaXe</w:t>
-            </w:r>
-          </w:p>
-        </w:tc>
-        <w:tc>
-          <w:tcPr>
-            <w:tcW w:type="dxa" w:w="4320"/>
-          </w:tcPr>
-          <w:p>
-            <w:r>
-              <w:rPr>
-                <w:rFonts w:ascii="Times New Roman" w:hAnsi="Times New Roman"/>
-                <w:sz w:val="22"/>
-              </w:rPr>
-              <w:t>Quản lý hóa đơn mua bán xe chính thức (FK -&gt; DonDatCoc)</w:t>
-            </w:r>
-          </w:p>
-        </w:tc>
-      </w:tr>
-      <w:tr>
-        <w:tc>
-          <w:tcPr>
-            <w:tcW w:type="dxa" w:w="4320"/>
-          </w:tcPr>
-          <w:p>
-            <w:r>
-              <w:rPr>
-                <w:rFonts w:ascii="Times New Roman" w:hAnsi="Times New Roman"/>
-                <w:sz w:val="22"/>
-              </w:rPr>
-              <w:t>LichHenLaiThu</w:t>
-            </w:r>
-          </w:p>
-        </w:tc>
-        <w:tc>
-          <w:tcPr>
-            <w:tcW w:type="dxa" w:w="4320"/>
-          </w:tcPr>
-          <w:p>
-            <w:r>
-              <w:rPr>
-                <w:rFonts w:ascii="Times New Roman" w:hAnsi="Times New Roman"/>
-                <w:sz w:val="22"/>
-              </w:rPr>
-              <w:t>Quản lý danh sách lịch hẹn đăng ký lái thử xe (FK -&gt; TaiKhoan, DongXe, ChiNhanh)</w:t>
-            </w:r>
-          </w:p>
-        </w:tc>
-      </w:tr>
-      <w:tr>
-        <w:tc>
-          <w:tcPr>
-            <w:tcW w:type="dxa" w:w="4320"/>
-          </w:tcPr>
-          <w:p>
-            <w:r>
-              <w:rPr>
-                <w:rFonts w:ascii="Times New Roman" w:hAnsi="Times New Roman"/>
-                <w:sz w:val="22"/>
-              </w:rPr>
-              <w:t>ChiNhanhShowroom</w:t>
-            </w:r>
-          </w:p>
-        </w:tc>
-        <w:tc>
-          <w:tcPr>
-            <w:tcW w:type="dxa" w:w="4320"/>
-          </w:tcPr>
-          <w:p>
-            <w:r>
-              <w:rPr>
-                <w:rFonts w:ascii="Times New Roman" w:hAnsi="Times New Roman"/>
-                <w:sz w:val="22"/>
-              </w:rPr>
-              <w:t>Quản lý thông tin chi nhánh và thông tin Quản lý phụ trách (FK -&gt; TaiKhoan Quản Lý)</w:t>
-            </w:r>
-          </w:p>
-        </w:tc>
-      </w:tr>
-      <w:tr>
-        <w:tc>
-          <w:tcPr>
-            <w:tcW w:type="dxa" w:w="4320"/>
-          </w:tcPr>
-          <w:p>
-            <w:r>
-              <w:rPr>
-                <w:rFonts w:ascii="Times New Roman" w:hAnsi="Times New Roman"/>
-                <w:sz w:val="22"/>
-              </w:rPr>
-              <w:t>ChuongTrinhKhuyenMai</w:t>
-            </w:r>
-          </w:p>
-        </w:tc>
-        <w:tc>
-          <w:tcPr>
-            <w:tcW w:type="dxa" w:w="4320"/>
-          </w:tcPr>
-          <w:p>
-            <w:r>
-              <w:rPr>
-                <w:rFonts w:ascii="Times New Roman" w:hAnsi="Times New Roman"/>
-                <w:sz w:val="22"/>
-              </w:rPr>
-              <w:t>Lưu trữ thông tin các chương trình khuyến mãi, giảm giá đang áp dụng</w:t>
-            </w:r>
-          </w:p>
-        </w:tc>
-      </w:tr>
-      <w:tr>
-        <w:tc>
-          <w:tcPr>
-            <w:tcW w:type="dxa" w:w="4320"/>
-          </w:tcPr>
-          <w:p>
-            <w:r>
-              <w:rPr>
-                <w:rFonts w:ascii="Times New Roman" w:hAnsi="Times New Roman"/>
-                <w:sz w:val="22"/>
-              </w:rPr>
-              <w:t>QuangCaoBanner</w:t>
-            </w:r>
-          </w:p>
-        </w:tc>
-        <w:tc>
-          <w:tcPr>
-            <w:tcW w:type="dxa" w:w="4320"/>
-          </w:tcPr>
-          <w:p>
-            <w:r>
-              <w:rPr>
-                <w:rFonts w:ascii="Times New Roman" w:hAnsi="Times New Roman"/>
-                <w:sz w:val="22"/>
-              </w:rPr>
-              <w:t>Quản lý các hình ảnh, biểu ngữ quảng cáo hiển thị trên trang chủ (FK -&gt; TaiKhoan)</w:t>
-            </w:r>
-          </w:p>
-        </w:tc>
-      </w:tr>
-      <w:tr>
-        <w:tc>
-          <w:tcPr>
-            <w:tcW w:type="dxa" w:w="4320"/>
-          </w:tcPr>
-          <w:p>
-            <w:r>
-              <w:rPr>
-                <w:rFonts w:ascii="Times New Roman" w:hAnsi="Times New Roman"/>
-                <w:sz w:val="22"/>
-              </w:rPr>
-              <w:t>KenhTuVan</w:t>
-            </w:r>
-          </w:p>
-        </w:tc>
-        <w:tc>
-          <w:tcPr>
-            <w:tcW w:type="dxa" w:w="4320"/>
-          </w:tcPr>
-          <w:p>
-            <w:r>
-              <w:rPr>
-                <w:rFonts w:ascii="Times New Roman" w:hAnsi="Times New Roman"/>
-                <w:sz w:val="22"/>
-              </w:rPr>
-              <w:t>Cấu hình các kênh hỗ trợ, tư vấn trực tuyến (Ví dụ: Facebook Messenger, Zalo, SMS...)</w:t>
-            </w:r>
-          </w:p>
-        </w:tc>
-      </w:tr>
-      <w:tr>
-        <w:tc>
-          <w:tcPr>
-            <w:tcW w:type="dxa" w:w="4320"/>
-          </w:tcPr>
-          <w:p>
-            <w:r>
-              <w:rPr>
-                <w:rFonts w:ascii="Times New Roman" w:hAnsi="Times New Roman"/>
-                <w:sz w:val="22"/>
-              </w:rPr>
-              <w:t>NhatKyHeThong</w:t>
-            </w:r>
-          </w:p>
-        </w:tc>
-        <w:tc>
-          <w:tcPr>
-            <w:tcW w:type="dxa" w:w="4320"/>
-          </w:tcPr>
-          <w:p>
-            <w:r>
-              <w:rPr>
-                <w:rFonts w:ascii="Times New Roman" w:hAnsi="Times New Roman"/>
-                <w:sz w:val="22"/>
-              </w:rPr>
-              <w:t>Lưu trữ nhật ký hoạt động chi tiết của người dùng trên hệ thống (FK -&gt; TaiKhoan)</w:t>
-            </w:r>
-          </w:p>
-        </w:tc>
-      </w:tr>
-      <w:tr>
-        <w:tc>
-          <w:tcPr>
-            <w:tcW w:type="dxa" w:w="4320"/>
-          </w:tcPr>
-          <w:p>
-            <w:r>
-              <w:rPr>
-                <w:rFonts w:ascii="Times New Roman" w:hAnsi="Times New Roman"/>
-                <w:sz w:val="22"/>
-              </w:rPr>
-              <w:t>ThongKeTongHop_Boss</w:t>
-            </w:r>
-          </w:p>
-        </w:tc>
-        <w:tc>
-          <w:tcPr>
-            <w:tcW w:type="dxa" w:w="4320"/>
-          </w:tcPr>
-          <w:p>
-            <w:r>
-              <w:rPr>
-                <w:rFonts w:ascii="Times New Roman" w:hAnsi="Times New Roman"/>
-                <w:sz w:val="22"/>
-              </w:rPr>
-              <w:t>Bảng tổng hợp dữ liệu thống kê phục vụ cho báo cáo quản lý cấp cao (FK -&gt; ChiNhanh, DongXe)</w:t>
-            </w:r>
-          </w:p>
-        </w:tc>
-      </w:tr>
-    </w:tbl>
-    <w:p/>
-    <w:p>
-      <w:pPr>
-        <w:pStyle w:val="Heading1"/>
-      </w:pPr>
-      <w:r>
-        <w:rPr>
-          <w:rFonts w:ascii="Times New Roman" w:hAnsi="Times New Roman"/>
-        </w:rPr>
-        <w:t>5. Các Chức Năng Chính</w:t>
-      </w:r>
-    </w:p>
-    <w:p>
-      <w:pPr>
-        <w:pStyle w:val="Heading2"/>
-      </w:pPr>
-      <w:r>
-        <w:rPr>
-          <w:rFonts w:ascii="Times New Roman" w:hAnsi="Times New Roman"/>
-        </w:rPr>
-        <w:t>5.1. Trang công khai (Phía người dùng cuối - User)</w:t>
-      </w:r>
-    </w:p>
-    <w:tbl>
-      <w:tblPr>
-        <w:tblStyle w:val="LightGrid-Accent1"/>
-        <w:tblW w:type="auto" w:w="0"/>
-        <w:tblLook w:firstColumn="1" w:firstRow="1" w:lastColumn="0" w:lastRow="0" w:noHBand="0" w:noVBand="1" w:val="04A0"/>
-      </w:tblPr>
-      <w:tblGrid>
-        <w:gridCol w:w="4320"/>
-        <w:gridCol w:w="4320"/>
-      </w:tblGrid>
-      <w:tr>
-        <w:tc>
-          <w:tcPr>
-            <w:tcW w:type="dxa" w:w="4320"/>
-          </w:tcPr>
-          <w:p>
-            <w:r>
-              <w:rPr>
-                <w:rFonts w:ascii="Times New Roman" w:hAnsi="Times New Roman"/>
-                <w:b/>
-                <w:sz w:val="22"/>
-              </w:rPr>
-              <w:t>Trang</w:t>
-            </w:r>
-          </w:p>
-        </w:tc>
-        <w:tc>
-          <w:tcPr>
-            <w:tcW w:type="dxa" w:w="4320"/>
-          </w:tcPr>
-          <w:p>
-            <w:r>
-              <w:rPr>
-                <w:rFonts w:ascii="Times New Roman" w:hAnsi="Times New Roman"/>
-                <w:b/>
-                <w:sz w:val="22"/>
-              </w:rPr>
-              <w:t>Chức năng chi tiết</w:t>
-            </w:r>
-          </w:p>
-        </w:tc>
-      </w:tr>
-      <w:tr>
-        <w:tc>
-          <w:tcPr>
-            <w:tcW w:type="dxa" w:w="4320"/>
-          </w:tcPr>
-          <w:p>
-            <w:r>
-              <w:rPr>
-                <w:rFonts w:ascii="Times New Roman" w:hAnsi="Times New Roman"/>
-                <w:sz w:val="22"/>
-              </w:rPr>
-              <w:t>Trang chủ (/Index)</w:t>
-            </w:r>
-          </w:p>
-        </w:tc>
-        <w:tc>
-          <w:tcPr>
-            <w:tcW w:type="dxa" w:w="4320"/>
-          </w:tcPr>
-          <w:p>
-            <w:r>
-              <w:rPr>
-                <w:rFonts w:ascii="Times New Roman" w:hAnsi="Times New Roman"/>
-                <w:sz w:val="22"/>
-              </w:rPr>
-              <w:t>Hiển thị biểu ngữ toàn màn hình cuốn hút (Hero fullscreen), thông tin thương hiệu nổi bật, các mẫu xe tiêu biểu và đánh giá thực tế từ khách hàng.</w:t>
-            </w:r>
-          </w:p>
-        </w:tc>
-      </w:tr>
-      <w:tr>
-        <w:tc>
-          <w:tcPr>
-            <w:tcW w:type="dxa" w:w="4320"/>
-          </w:tcPr>
-          <w:p>
-            <w:r>
-              <w:rPr>
-                <w:rFonts w:ascii="Times New Roman" w:hAnsi="Times New Roman"/>
-                <w:sz w:val="22"/>
-              </w:rPr>
-              <w:t>Danh sách xe (/Cars)</w:t>
-            </w:r>
-          </w:p>
-        </w:tc>
-        <w:tc>
-          <w:tcPr>
-            <w:tcW w:type="dxa" w:w="4320"/>
-          </w:tcPr>
-          <w:p>
-            <w:r>
-              <w:rPr>
-                <w:rFonts w:ascii="Times New Roman" w:hAnsi="Times New Roman"/>
-                <w:sz w:val="22"/>
-              </w:rPr>
-              <w:t>Cung cấp bộ lọc thông minh (lọc theo hãng sản xuất, kiểu dáng thân xe), thanh tìm kiếm nhanh và tùy chọn sắp xếp xe linh hoạt.</w:t>
-            </w:r>
-          </w:p>
-        </w:tc>
-      </w:tr>
-      <w:tr>
-        <w:tc>
-          <w:tcPr>
-            <w:tcW w:type="dxa" w:w="4320"/>
-          </w:tcPr>
-          <w:p>
-            <w:r>
-              <w:rPr>
-                <w:rFonts w:ascii="Times New Roman" w:hAnsi="Times New Roman"/>
-                <w:sz w:val="22"/>
-              </w:rPr>
-              <w:t>Chi tiết xe (/Details)</w:t>
-            </w:r>
-          </w:p>
-        </w:tc>
-        <w:tc>
-          <w:tcPr>
-            <w:tcW w:type="dxa" w:w="4320"/>
-          </w:tcPr>
-          <w:p>
-            <w:r>
-              <w:rPr>
-                <w:rFonts w:ascii="Times New Roman" w:hAnsi="Times New Roman"/>
-                <w:sz w:val="22"/>
-              </w:rPr>
-              <w:t>Hiển thị bộ sưu tập hình ảnh sắc nét (Gallery), thông số kỹ thuật chi tiết, đề xuất các phiên bản liên quan và nút kêu gọi hành động đặt hàng (CTA).</w:t>
-            </w:r>
-          </w:p>
-        </w:tc>
-      </w:tr>
-      <w:tr>
-        <w:tc>
-          <w:tcPr>
-            <w:tcW w:type="dxa" w:w="4320"/>
-          </w:tcPr>
-          <w:p>
-            <w:r>
-              <w:rPr>
-                <w:rFonts w:ascii="Times New Roman" w:hAnsi="Times New Roman"/>
-                <w:sz w:val="22"/>
-              </w:rPr>
-              <w:t>So sánh xe (/Compare)</w:t>
-            </w:r>
-          </w:p>
-        </w:tc>
-        <w:tc>
-          <w:tcPr>
-            <w:tcW w:type="dxa" w:w="4320"/>
-          </w:tcPr>
-          <w:p>
-            <w:r>
-              <w:rPr>
-                <w:rFonts w:ascii="Times New Roman" w:hAnsi="Times New Roman"/>
-                <w:sz w:val="22"/>
-              </w:rPr>
-              <w:t>Cho phép người dùng chọn và so sánh trực quan thông số của tối đa 3 mẫu xe cùng một lúc (hiển thị cạnh nhau).</w:t>
-            </w:r>
-          </w:p>
-        </w:tc>
-      </w:tr>
-      <w:tr>
-        <w:tc>
-          <w:tcPr>
-            <w:tcW w:type="dxa" w:w="4320"/>
-          </w:tcPr>
-          <w:p>
-            <w:r>
-              <w:rPr>
-                <w:rFonts w:ascii="Times New Roman" w:hAnsi="Times New Roman"/>
-                <w:sz w:val="22"/>
-              </w:rPr>
-              <w:t>Lái thử (/TestDrive)</w:t>
-            </w:r>
-          </w:p>
-        </w:tc>
-        <w:tc>
-          <w:tcPr>
-            <w:tcW w:type="dxa" w:w="4320"/>
-          </w:tcPr>
-          <w:p>
-            <w:r>
-              <w:rPr>
-                <w:rFonts w:ascii="Times New Roman" w:hAnsi="Times New Roman"/>
-                <w:sz w:val="22"/>
-              </w:rPr>
-              <w:t>Đăng ký thông tin đặt lịch hẹn lái thử xe tại showroom (Dữ liệu được ghi nhận vào bảng LichHenLaiThu).</w:t>
-            </w:r>
-          </w:p>
-        </w:tc>
-      </w:tr>
-      <w:tr>
-        <w:tc>
-          <w:tcPr>
-            <w:tcW w:type="dxa" w:w="4320"/>
-          </w:tcPr>
-          <w:p>
-            <w:r>
-              <w:rPr>
-                <w:rFonts w:ascii="Times New Roman" w:hAnsi="Times New Roman"/>
-                <w:sz w:val="22"/>
-              </w:rPr>
-              <w:t>Đặt cọc (/Orders/DepositForm)</w:t>
-            </w:r>
-          </w:p>
-        </w:tc>
-        <w:tc>
-          <w:tcPr>
-            <w:tcW w:type="dxa" w:w="4320"/>
-          </w:tcPr>
-          <w:p>
-            <w:r>
-              <w:rPr>
-                <w:rFonts w:ascii="Times New Roman" w:hAnsi="Times New Roman"/>
-                <w:sz w:val="22"/>
-              </w:rPr>
-              <w:t>Biểu mẫu thực hiện thủ tục đặt cọc giữ xe (Yêu cầu người dùng bắt buộc phải đăng nhập tài khoản trước).</w:t>
-            </w:r>
-          </w:p>
-        </w:tc>
-      </w:tr>
-      <w:tr>
-        <w:tc>
-          <w:tcPr>
-            <w:tcW w:type="dxa" w:w="4320"/>
-          </w:tcPr>
-          <w:p>
-            <w:r>
-              <w:rPr>
-                <w:rFonts w:ascii="Times New Roman" w:hAnsi="Times New Roman"/>
-                <w:sz w:val="22"/>
-              </w:rPr>
-              <w:t>Hồ sơ cá nhân (/Profile)</w:t>
-            </w:r>
-          </w:p>
-        </w:tc>
-        <w:tc>
-          <w:tcPr>
-            <w:tcW w:type="dxa" w:w="4320"/>
-          </w:tcPr>
-          <w:p>
-            <w:r>
-              <w:rPr>
-                <w:rFonts w:ascii="Times New Roman" w:hAnsi="Times New Roman"/>
-                <w:sz w:val="22"/>
-              </w:rPr>
-              <w:t>Xem và cập nhật thông tin cá nhân, thực hiện đổi mật khẩu tài khoản và tải lên ảnh đại diện (avatar).</w:t>
-            </w:r>
-          </w:p>
-        </w:tc>
-      </w:tr>
-      <w:tr>
-        <w:tc>
-          <w:tcPr>
-            <w:tcW w:type="dxa" w:w="4320"/>
-          </w:tcPr>
-          <w:p>
-            <w:r>
-              <w:rPr>
-                <w:rFonts w:ascii="Times New Roman" w:hAnsi="Times New Roman"/>
-                <w:sz w:val="22"/>
-              </w:rPr>
-              <w:t>Liên hệ (/Contact)</w:t>
-            </w:r>
-          </w:p>
-        </w:tc>
-        <w:tc>
-          <w:tcPr>
-            <w:tcW w:type="dxa" w:w="4320"/>
-          </w:tcPr>
-          <w:p>
-            <w:r>
-              <w:rPr>
-                <w:rFonts w:ascii="Times New Roman" w:hAnsi="Times New Roman"/>
-                <w:sz w:val="22"/>
-              </w:rPr>
-              <w:t>Biểu mẫu tiếp nhận ý kiến đóng góp, liên hệ từ khách hàng (Ghi nhận thông tin vào nhật ký hệ thống).</w:t>
-            </w:r>
-          </w:p>
-        </w:tc>
-      </w:tr>
-    </w:tbl>
-    <w:p/>
-    <w:p>
-      <w:pPr>
-        <w:pStyle w:val="Heading2"/>
-      </w:pPr>
-      <w:r>
-        <w:rPr>
-          <w:rFonts w:ascii="Times New Roman" w:hAnsi="Times New Roman"/>
-        </w:rPr>
-        <w:t>5.2. Trang quản trị hệ thống (Admin)</w:t>
-      </w:r>
-    </w:p>
-    <w:tbl>
-      <w:tblPr>
-        <w:tblStyle w:val="LightGrid-Accent1"/>
-        <w:tblW w:type="auto" w:w="0"/>
-        <w:tblLook w:firstColumn="1" w:firstRow="1" w:lastColumn="0" w:lastRow="0" w:noHBand="0" w:noVBand="1" w:val="04A0"/>
-      </w:tblPr>
-      <w:tblGrid>
-        <w:gridCol w:w="4320"/>
-        <w:gridCol w:w="4320"/>
-      </w:tblGrid>
-      <w:tr>
-        <w:tc>
-          <w:tcPr>
-            <w:tcW w:type="dxa" w:w="4320"/>
-          </w:tcPr>
-          <w:p>
-            <w:r>
-              <w:rPr>
-                <w:rFonts w:ascii="Times New Roman" w:hAnsi="Times New Roman"/>
-                <w:b/>
-                <w:sz w:val="22"/>
-              </w:rPr>
-              <w:t>Chức năng</w:t>
-            </w:r>
-          </w:p>
-        </w:tc>
-        <w:tc>
-          <w:tcPr>
-            <w:tcW w:type="dxa" w:w="4320"/>
-          </w:tcPr>
-          <w:p>
-            <w:r>
-              <w:rPr>
-                <w:rFonts w:ascii="Times New Roman" w:hAnsi="Times New Roman"/>
-                <w:b/>
-                <w:sz w:val="22"/>
-              </w:rPr>
-              <w:t>Mô tả chi tiết</w:t>
-            </w:r>
-          </w:p>
-        </w:tc>
-      </w:tr>
-      <w:tr>
-        <w:tc>
-          <w:tcPr>
-            <w:tcW w:type="dxa" w:w="4320"/>
-          </w:tcPr>
-          <w:p>
-            <w:r>
-              <w:rPr>
-                <w:rFonts w:ascii="Times New Roman" w:hAnsi="Times New Roman"/>
-                <w:sz w:val="22"/>
-              </w:rPr>
-              <w:t>Bảng điều khiển (Dashboard)</w:t>
-            </w:r>
-          </w:p>
-        </w:tc>
-        <w:tc>
-          <w:tcPr>
-            <w:tcW w:type="dxa" w:w="4320"/>
-          </w:tcPr>
-          <w:p>
-            <w:r>
-              <w:rPr>
-                <w:rFonts w:ascii="Times New Roman" w:hAnsi="Times New Roman"/>
-                <w:sz w:val="22"/>
-              </w:rPr>
-              <w:t>Cung cấp 13 thẻ chỉ số thống kê quan trọng: Tổng số xe hiện có, đơn đặt hàng mới, tổng doanh thu đạt được, số lượng người dùng đăng ký mới...</w:t>
-            </w:r>
-          </w:p>
-        </w:tc>
-      </w:tr>
-      <w:tr>
-        <w:tc>
-          <w:tcPr>
-            <w:tcW w:type="dxa" w:w="4320"/>
-          </w:tcPr>
-          <w:p>
-            <w:r>
-              <w:rPr>
-                <w:rFonts w:ascii="Times New Roman" w:hAnsi="Times New Roman"/>
-                <w:sz w:val="22"/>
-              </w:rPr>
-              <w:t>Hãng xe / Dòng xe / Phiên bản</w:t>
-            </w:r>
-          </w:p>
-        </w:tc>
-        <w:tc>
-          <w:tcPr>
-            <w:tcW w:type="dxa" w:w="4320"/>
-          </w:tcPr>
-          <w:p>
-            <w:r>
-              <w:rPr>
-                <w:rFonts w:ascii="Times New Roman" w:hAnsi="Times New Roman"/>
-                <w:sz w:val="22"/>
-              </w:rPr>
-              <w:t>Công cụ CRUD giúp dễ dàng thêm, sửa, xóa và quản lý toàn bộ danh mục sản phẩm xe hơi.</w:t>
-            </w:r>
-          </w:p>
-        </w:tc>
-      </w:tr>
-      <w:tr>
-        <w:tc>
-          <w:tcPr>
-            <w:tcW w:type="dxa" w:w="4320"/>
-          </w:tcPr>
-          <w:p>
-            <w:r>
-              <w:rPr>
-                <w:rFonts w:ascii="Times New Roman" w:hAnsi="Times New Roman"/>
-                <w:sz w:val="22"/>
-              </w:rPr>
-              <w:t>Quản lý người dùng</w:t>
-            </w:r>
-          </w:p>
-        </w:tc>
-        <w:tc>
-          <w:tcPr>
-            <w:tcW w:type="dxa" w:w="4320"/>
-          </w:tcPr>
-          <w:p>
-            <w:r>
-              <w:rPr>
-                <w:rFonts w:ascii="Times New Roman" w:hAnsi="Times New Roman"/>
-                <w:sz w:val="22"/>
-              </w:rPr>
-              <w:t>Quản lý danh sách người dùng, thực hiện phân quyền linh hoạt (giữa vai trò Người dùng và Quản lý), phân công Quản lý chịu trách nhiệm cho từng showroom.</w:t>
-            </w:r>
-          </w:p>
-        </w:tc>
-      </w:tr>
-      <w:tr>
-        <w:tc>
-          <w:tcPr>
-            <w:tcW w:type="dxa" w:w="4320"/>
-          </w:tcPr>
-          <w:p>
-            <w:r>
-              <w:rPr>
-                <w:rFonts w:ascii="Times New Roman" w:hAnsi="Times New Roman"/>
-                <w:sz w:val="22"/>
-              </w:rPr>
-              <w:t>Chi nhánh Showroom</w:t>
-            </w:r>
-          </w:p>
-        </w:tc>
-        <w:tc>
-          <w:tcPr>
-            <w:tcW w:type="dxa" w:w="4320"/>
-          </w:tcPr>
-          <w:p>
-            <w:r>
-              <w:rPr>
-                <w:rFonts w:ascii="Times New Roman" w:hAnsi="Times New Roman"/>
-                <w:sz w:val="22"/>
-              </w:rPr>
-              <w:t>Thực hiện quản lý thông tin các showroom (CRUD) và chỉ định nhân sự Quản Lý chi nhánh trực tiếp.</w:t>
-            </w:r>
-          </w:p>
-        </w:tc>
-      </w:tr>
-      <w:tr>
-        <w:tc>
-          <w:tcPr>
-            <w:tcW w:type="dxa" w:w="4320"/>
-          </w:tcPr>
-          <w:p>
-            <w:r>
-              <w:rPr>
-                <w:rFonts w:ascii="Times New Roman" w:hAnsi="Times New Roman"/>
-                <w:sz w:val="22"/>
-              </w:rPr>
-              <w:t>Giao dịch (Cọc/Hóa đơn/Lịch hẹn)</w:t>
-            </w:r>
-          </w:p>
-        </w:tc>
-        <w:tc>
-          <w:tcPr>
-            <w:tcW w:type="dxa" w:w="4320"/>
-          </w:tcPr>
-          <w:p>
-            <w:r>
-              <w:rPr>
-                <w:rFonts w:ascii="Times New Roman" w:hAnsi="Times New Roman"/>
-                <w:sz w:val="22"/>
-              </w:rPr>
-              <w:t>Theo dõi và quản lý tập trung toàn bộ tiến độ giao dịch đặt cọc, xuất hóa đơn và các lịch hẹn lái thử của khách hàng.</w:t>
-            </w:r>
-          </w:p>
-        </w:tc>
-      </w:tr>
-      <w:tr>
-        <w:tc>
-          <w:tcPr>
-            <w:tcW w:type="dxa" w:w="4320"/>
-          </w:tcPr>
-          <w:p>
-            <w:r>
-              <w:rPr>
-                <w:rFonts w:ascii="Times New Roman" w:hAnsi="Times New Roman"/>
-                <w:sz w:val="22"/>
-              </w:rPr>
-              <w:t>Khuyến mãi / Banner quảng cáo</w:t>
-            </w:r>
-          </w:p>
-        </w:tc>
-        <w:tc>
-          <w:tcPr>
-            <w:tcW w:type="dxa" w:w="4320"/>
-          </w:tcPr>
-          <w:p>
-            <w:r>
-              <w:rPr>
-                <w:rFonts w:ascii="Times New Roman" w:hAnsi="Times New Roman"/>
-                <w:sz w:val="22"/>
-              </w:rPr>
-              <w:t>Quản lý các chiến dịch khuyến mãi và cập nhật nội dung biểu ngữ (banner) trên website.</w:t>
-            </w:r>
-          </w:p>
-        </w:tc>
-      </w:tr>
-      <w:tr>
-        <w:tc>
-          <w:tcPr>
-            <w:tcW w:type="dxa" w:w="4320"/>
-          </w:tcPr>
-          <w:p>
-            <w:r>
-              <w:rPr>
-                <w:rFonts w:ascii="Times New Roman" w:hAnsi="Times New Roman"/>
-                <w:sz w:val="22"/>
-              </w:rPr>
-              <w:t>Báo cáo &amp; Thống kê doanh thu</w:t>
-            </w:r>
-          </w:p>
-        </w:tc>
-        <w:tc>
-          <w:tcPr>
-            <w:tcW w:type="dxa" w:w="4320"/>
-          </w:tcPr>
-          <w:p>
-            <w:r>
-              <w:rPr>
-                <w:rFonts w:ascii="Times New Roman" w:hAnsi="Times New Roman"/>
-                <w:sz w:val="22"/>
-              </w:rPr>
-              <w:t>Sử dụng thư viện Chart.js để hiển thị trực quan biểu đồ đường (doanh thu theo ngày) và biểu đồ cột (doanh thu so sánh giữa các showroom).</w:t>
-            </w:r>
-          </w:p>
-        </w:tc>
-      </w:tr>
-      <w:tr>
-        <w:tc>
-          <w:tcPr>
-            <w:tcW w:type="dxa" w:w="4320"/>
-          </w:tcPr>
-          <w:p>
-            <w:r>
-              <w:rPr>
-                <w:rFonts w:ascii="Times New Roman" w:hAnsi="Times New Roman"/>
-                <w:sz w:val="22"/>
-              </w:rPr>
-              <w:t>Nhật ký hệ thống</w:t>
-            </w:r>
-          </w:p>
-        </w:tc>
-        <w:tc>
-          <w:tcPr>
-            <w:tcW w:type="dxa" w:w="4320"/>
-          </w:tcPr>
-          <w:p>
-            <w:r>
-              <w:rPr>
-                <w:rFonts w:ascii="Times New Roman" w:hAnsi="Times New Roman"/>
-                <w:sz w:val="22"/>
-              </w:rPr>
-              <w:t>Công cụ tra cứu, tìm kiếm và phân trang toàn bộ nhật ký (log) hoạt động của hệ thống nhằm phục vụ công tác giám sát, bảo mật.</w:t>
-            </w:r>
-          </w:p>
-        </w:tc>
-      </w:tr>
-    </w:tbl>
-    <w:p/>
-    <w:p>
-      <w:pPr>
-        <w:pStyle w:val="Heading2"/>
-      </w:pPr>
-      <w:r>
-        <w:rPr>
-          <w:rFonts w:ascii="Times New Roman" w:hAnsi="Times New Roman"/>
-        </w:rPr>
-        <w:t>5.3. Bảng điều khiển dành cho Quản Lý Showroom</w:t>
-      </w:r>
-    </w:p>
-    <w:p>
-      <w:pPr>
-        <w:spacing w:after="120"/>
-      </w:pPr>
-      <w:r>
-        <w:rPr>
-          <w:rFonts w:ascii="Times New Roman" w:hAnsi="Times New Roman"/>
-          <w:b w:val="0"/>
-          <w:sz w:val="24"/>
-        </w:rPr>
-        <w:t>Vai trò Quản Lý hoạt động như một cấp trung gian điều hành giữa Admin và User. Mỗi tài khoản Quản Lý sẽ được chỉ định trực tiếp quản lý một chi nhánh showroom cụ thể. Trang tổng quan của Quản Lý hiển thị các thông tin: doanh thu phát sinh trong ngày hôm nay, doanh thu lũy kế trong tháng, tổng số lượng đơn hàng đã được xử lý hoàn tất, biểu đồ đường biểu diễn xu hướng doanh thu trong 30 ngày gần nhất và danh sách thống kê chi tiết doanh thu thực tế phát sinh theo từng ngày.</w:t>
-      </w:r>
-    </w:p>
-    <w:p/>
-    <w:p>
-      <w:pPr>
-        <w:pStyle w:val="Heading2"/>
-      </w:pPr>
-      <w:r>
-        <w:rPr>
-          <w:rFonts w:ascii="Times New Roman" w:hAnsi="Times New Roman"/>
-        </w:rPr>
-        <w:t>5.4. Trí tuệ nhân tạo - AI Chatbot</w:t>
-      </w:r>
-    </w:p>
-    <w:p>
-      <w:pPr>
-        <w:spacing w:after="120"/>
-      </w:pPr>
-      <w:r>
-        <w:rPr>
-          <w:rFonts w:ascii="Times New Roman" w:hAnsi="Times New Roman"/>
-          <w:b w:val="0"/>
-          <w:sz w:val="24"/>
-        </w:rPr>
-        <w:t>Hệ thống đang trong quá trình phát triển tích hợp trợ lý ảo thông minh (AI Chatbot) nhằm nâng cao trải nghiệm tương tác và hỗ trợ khách hàng một cách tự động, chính xác. Điểm đặc biệt của giải pháp này là sử dụng bộ dữ liệu có sẵn (dataset) được thu thập và xây dựng từ các nguồn dữ liệu trực tuyến về xe hơi, thay vì gọi đến các dịch vụ API trả phí từ bên thứ ba như OpenAI hay Google Gemini. Điều này giúp hệ thống hoạt động ổn định, chi phí vận hành thấp và hoàn toàn chủ động về mặt dữ liệu.</w:t>
-      </w:r>
-    </w:p>
-    <w:p>
-      <w:pPr>
-        <w:spacing w:after="120"/>
-      </w:pPr>
-      <w:r>
-        <w:rPr>
-          <w:rFonts w:ascii="Times New Roman" w:hAnsi="Times New Roman"/>
-          <w:b/>
-          <w:sz w:val="24"/>
-        </w:rPr>
-        <w:t>Kiến trúc AI Chatbot bao gồm hai mô-đun (module) chính, hoạt động độc lập nhưng bổ trợ lẫn nhau:</w:t>
-      </w:r>
-    </w:p>
-    <w:p>
-      <w:pPr>
-        <w:spacing w:after="120"/>
-      </w:pPr>
-      <w:r>
-        <w:rPr>
-          <w:rFonts w:ascii="Times New Roman" w:hAnsi="Times New Roman"/>
-          <w:b/>
-          <w:sz w:val="24"/>
-        </w:rPr>
-        <w:t>1. Mô-đun Chat tiếng Anh (English AI Chat Module):</w:t>
-      </w:r>
-    </w:p>
-    <w:p>
-      <w:pPr>
-        <w:spacing w:after="120"/>
-      </w:pPr>
-      <w:r>
-        <w:rPr>
-          <w:rFonts w:ascii="Times New Roman" w:hAnsi="Times New Roman"/>
-          <w:b w:val="0"/>
-          <w:sz w:val="24"/>
-        </w:rPr>
-        <w:t>Mô-đun này đóng vai trò như một trợ lý ảo thông minh bằng tiếng Anh, có khả năng hiểu và phản hồi các câu hỏi của người dùng liên quan đến thông tin xe hơi, thông số kỹ thuật, đánh giá sản phẩm và các vấn đề về mua bán, bảo dưỡng xe. Dữ liệu trả lời được xây dựng dựa trên bộ dataset đã được thu thập và tiền xử lý từ các nguồn trực tuyến đáng tin cậy. Mô-đun này hướng đến việc cung cấp cho khách hàng nước ngoài hoặc người dùng yêu thích tiếng Anh một kênh tra cứu thông tin xe hơi nhanh chóng và hiệu quả mà không cần đến sự hỗ trợ trực tiếp từ nhân viên tư vấn.</w:t>
-      </w:r>
-    </w:p>
-    <w:p>
-      <w:pPr>
-        <w:spacing w:after="120"/>
-      </w:pPr>
-      <w:r>
-        <w:rPr>
-          <w:rFonts w:ascii="Times New Roman" w:hAnsi="Times New Roman"/>
-          <w:b/>
-          <w:sz w:val="24"/>
-        </w:rPr>
-        <w:t>2. Mô-đun Dịch thuật Anh - Việt (English-to-Vietnamese Translation Module):</w:t>
-      </w:r>
-    </w:p>
-    <w:p>
-      <w:pPr>
-        <w:spacing w:after="120"/>
-      </w:pPr>
-      <w:r>
-        <w:rPr>
-          <w:rFonts w:ascii="Times New Roman" w:hAnsi="Times New Roman"/>
-          <w:b w:val="0"/>
-          <w:sz w:val="24"/>
-        </w:rPr>
-        <w:t>Mô-đun này đảm nhận nhiệm vụ chuyển đổi ngôn ngữ giữa tiếng Anh và tiếng Việt một cách chính xác, đặc biệt tập trung vào các thuật ngữ chuyên ngành xe hơi (automotive terminology). Khi người dùng đặt câu hỏi bằng tiếng Anh, mô-đun Chat tiếng Anh sẽ xử lý và tạo phản hồi; sau đó, mô-đun Dịch thuật sẽ tự động chuyển đổi nội dung phản hồi đó sang tiếng Việt để phục vụ người dùng trong nước. Ngược lại, người dùng cũng có thể nhập câu hỏi bằng tiếng Việt, mô-đun Dịch thuật sẽ chuyển sang tiếng Anh trước khi gửi đến mô-đun Chat để xử lý, sau đó kết quả được dịch ngược lại tiếng Việt. Quy trình hai chiều này đảm bảo mọi khách hàng, bất kể rào cản ngôn ngữ, đều có thể sử dụng hệ thống một cách dễ dàng và thuận tiện.</w:t>
-      </w:r>
-    </w:p>
-    <w:p>
-      <w:pPr>
-        <w:spacing w:after="120"/>
-      </w:pPr>
-      <w:r>
-        <w:rPr>
-          <w:rFonts w:ascii="Times New Roman" w:hAnsi="Times New Roman"/>
-          <w:b/>
-          <w:sz w:val="24"/>
-        </w:rPr>
-        <w:t>Công nghệ dự kiến sử dụng:</w:t>
+        <w:t>Xem log: docker logs sqlserver-carproject</w:t>
       </w:r>
     </w:p>
     <w:p>
@@ -2793,11 +1573,7 @@
         <w:pStyle w:val="ListBullet"/>
       </w:pPr>
       <w:r>
-        <w:rPr>
-          <w:rFonts w:ascii="Times New Roman" w:hAnsi="Times New Roman"/>
-          <w:sz w:val="24"/>
-        </w:rPr>
-        <w:t>Xây dựng bộ dataset chuyên biệt về xe hơi từ các nguồn trực tuyến (trang tin tức ô tô, diễn đàn, thông số kỹ thuật).</w:t>
+        <w:t>Dừng: docker compose down</w:t>
       </w:r>
     </w:p>
     <w:p>
@@ -2805,11 +1581,47 @@
         <w:pStyle w:val="ListBullet"/>
       </w:pPr>
       <w:r>
+        <w:t>Migrate database: dotnet ef database update hoặc tự động qua startup</w:t>
+      </w:r>
+    </w:p>
+    <w:p>
+      <w:r>
         <w:rPr>
-          <w:rFonts w:ascii="Times New Roman" w:hAnsi="Times New Roman"/>
-          <w:sz w:val="24"/>
+          <w:b w:val="0"/>
+          <w:i w:val="0"/>
         </w:rPr>
-        <w:t>Sử dụng các mô hình Xử lý Ngôn ngữ Tự nhiên (NLP) mã nguồn mở như spaCy, Hugging Face Transformers hoặc mô hình Transformer nhẹ để huấn luyện trên bộ dữ liệu có sẵn.</w:t>
+        <w:t>[CHÈN ẢNH: Docker Desktop đang chạy SQL Server và port mapping 1433:1433]</w:t>
+      </w:r>
+    </w:p>
+    <w:p>
+      <w:r>
+        <w:br w:type="page"/>
+      </w:r>
+    </w:p>
+    <w:p>
+      <w:r>
+        <w:rPr>
+          <w:b/>
+          <w:i w:val="0"/>
+        </w:rPr>
+        <w:t>10. Kết nối và truy cập database cho nhóm qua Tailscale</w:t>
+      </w:r>
+    </w:p>
+    <w:p>
+      <w:pPr>
+        <w:pStyle w:val="Heading1"/>
+      </w:pPr>
+      <w:r>
+        <w:t>10. Kết nối và truy cập database cho nhóm qua Tailscale</w:t>
+      </w:r>
+    </w:p>
+    <w:p>
+      <w:r>
+        <w:rPr>
+          <w:b w:val="0"/>
+          <w:i w:val="0"/>
+        </w:rPr>
+        <w:t>Trong file cấu hình, hệ thống hiện dùng IP 100.108.48.1 để kết nối tới SQL Server. Nếu nhóm dùng Tailscale, người tham gia có thể kết nối tới cùng một tailnet, sau đó mở quyền truy cập SQL Server từ các máy khác.</w:t>
       </w:r>
     </w:p>
     <w:p>
@@ -2817,11 +1629,7 @@
         <w:pStyle w:val="ListBullet"/>
       </w:pPr>
       <w:r>
-        <w:rPr>
-          <w:rFonts w:ascii="Times New Roman" w:hAnsi="Times New Roman"/>
-          <w:sz w:val="24"/>
-        </w:rPr>
-        <w:t>Tích hợp mô-đun dịch máy (Machine Translation) dựa trên các mô hình NMT (Neural Machine Translation) mã nguồn mở, được tinh chỉnh (fine-tune) cho lĩnh vực ô tô.</w:t>
+        <w:t>Bước 1: cài Tailscale trên máy host và thành viên nhóm</w:t>
       </w:r>
     </w:p>
     <w:p>
@@ -2829,11 +1637,7 @@
         <w:pStyle w:val="ListBullet"/>
       </w:pPr>
       <w:r>
-        <w:rPr>
-          <w:rFonts w:ascii="Times New Roman" w:hAnsi="Times New Roman"/>
-          <w:sz w:val="24"/>
-        </w:rPr>
-        <w:t>Triển khai dưới dạng dịch vụ nội bộ (internal service) hoặc tích hợp trực tiếp vào ứng dụng ASP.NET Core thông qua các API nội bộ (internal API).</w:t>
+        <w:t>Bước 2: đăng nhập cùng account và join vào cùng tailnet</w:t>
       </w:r>
     </w:p>
     <w:p>
@@ -2841,24 +1645,7 @@
         <w:pStyle w:val="ListBullet"/>
       </w:pPr>
       <w:r>
-        <w:rPr>
-          <w:rFonts w:ascii="Times New Roman" w:hAnsi="Times New Roman"/>
-          <w:sz w:val="24"/>
-        </w:rPr>
-        <w:t>Lưu trữ bộ dữ liệu vector (vector database) để tối ưu tốc độ tra cứu và độ chính xác của kết quả tìm kiếm.</w:t>
-      </w:r>
-    </w:p>
-    <w:p>
-      <w:pPr>
-        <w:spacing w:after="120"/>
-      </w:pPr>
-      <w:r>
-        <w:rPr>
-          <w:rFonts w:ascii="Times New Roman" w:hAnsi="Times New Roman"/>
-          <w:b/>
-          <w:sz w:val="24"/>
-        </w:rPr>
-        <w:t>Trạng thái phát triển:</w:t>
+        <w:t>Bước 3: mở port 1433 của SQL Server cho các IP ở trong tailnet</w:t>
       </w:r>
     </w:p>
     <w:p>
@@ -2866,11 +1653,47 @@
         <w:pStyle w:val="ListBullet"/>
       </w:pPr>
       <w:r>
+        <w:t>Bước 4: dùng SQL Server Management Studio hay Azure Data Studio kết nối tới IP Tailscale hoặc IP nội bộ host</w:t>
+      </w:r>
+    </w:p>
+    <w:p>
+      <w:r>
         <w:rPr>
-          <w:rFonts w:ascii="Times New Roman" w:hAnsi="Times New Roman"/>
-          <w:sz w:val="24"/>
+          <w:b w:val="0"/>
+          <w:i w:val="0"/>
         </w:rPr>
-        <w:t>Đang trong giai đoạn nghiên cứu và thu thập dữ liệu (data collection &amp; preprocessing).</w:t>
+        <w:t>[CHÈN ẢNH: Màn hình Tailscale hoặc cấu hình mạng nội bộ]</w:t>
+      </w:r>
+    </w:p>
+    <w:p>
+      <w:r>
+        <w:br w:type="page"/>
+      </w:r>
+    </w:p>
+    <w:p>
+      <w:r>
+        <w:rPr>
+          <w:b/>
+          <w:i w:val="0"/>
+        </w:rPr>
+        <w:t>11. Cloudflare và cấu hình domain mylxcar.online</w:t>
+      </w:r>
+    </w:p>
+    <w:p>
+      <w:pPr>
+        <w:pStyle w:val="Heading1"/>
+      </w:pPr>
+      <w:r>
+        <w:t>11. Cloudflare và cấu hình domain mylxcar.online</w:t>
+      </w:r>
+    </w:p>
+    <w:p>
+      <w:r>
+        <w:rPr>
+          <w:b w:val="0"/>
+          <w:i w:val="0"/>
+        </w:rPr>
+        <w:t>Nếu hệ thống triển khai lên internet, Cloudflare có thể dùng để làm reverse proxy, DNS và bảo mật cho domain mylxcar.online. Các bước cơ bản là tạo DNS A/AAAA record, bật proxy, cấu hình SSL/TLS Full hoặc Full Strict, và xác nhận reverse proxy đang chuyển tiếp tới ASP.NET Core.</w:t>
       </w:r>
     </w:p>
     <w:p>
@@ -2878,379 +1701,7 @@
         <w:pStyle w:val="ListBullet"/>
       </w:pPr>
       <w:r>
-        <w:rPr>
-          <w:rFonts w:ascii="Times New Roman" w:hAnsi="Times New Roman"/>
-          <w:sz w:val="24"/>
-        </w:rPr>
-        <w:t>Dự kiến hoàn thành và tích hợp vào phiên bản 2.0 của hệ thống.</w:t>
-      </w:r>
-    </w:p>
-    <w:p/>
-    <w:p>
-      <w:pPr>
-        <w:pStyle w:val="Heading1"/>
-      </w:pPr>
-      <w:r>
-        <w:rPr>
-          <w:rFonts w:ascii="Times New Roman" w:hAnsi="Times New Roman"/>
-        </w:rPr>
-        <w:t>6. Bảo Mật Hệ Thống</w:t>
-      </w:r>
-    </w:p>
-    <w:tbl>
-      <w:tblPr>
-        <w:tblStyle w:val="LightGrid-Accent1"/>
-        <w:tblW w:type="auto" w:w="0"/>
-        <w:tblLook w:firstColumn="1" w:firstRow="1" w:lastColumn="0" w:lastRow="0" w:noHBand="0" w:noVBand="1" w:val="04A0"/>
-      </w:tblPr>
-      <w:tblGrid>
-        <w:gridCol w:w="4320"/>
-        <w:gridCol w:w="4320"/>
-      </w:tblGrid>
-      <w:tr>
-        <w:tc>
-          <w:tcPr>
-            <w:tcW w:type="dxa" w:w="4320"/>
-          </w:tcPr>
-          <w:p>
-            <w:r>
-              <w:rPr>
-                <w:rFonts w:ascii="Times New Roman" w:hAnsi="Times New Roman"/>
-                <w:b/>
-                <w:sz w:val="22"/>
-              </w:rPr>
-              <w:t>Biện pháp bảo mật</w:t>
-            </w:r>
-          </w:p>
-        </w:tc>
-        <w:tc>
-          <w:tcPr>
-            <w:tcW w:type="dxa" w:w="4320"/>
-          </w:tcPr>
-          <w:p>
-            <w:r>
-              <w:rPr>
-                <w:rFonts w:ascii="Times New Roman" w:hAnsi="Times New Roman"/>
-                <w:b/>
-                <w:sz w:val="22"/>
-              </w:rPr>
-              <w:t>Mô tả chi tiết</w:t>
-            </w:r>
-          </w:p>
-        </w:tc>
-      </w:tr>
-      <w:tr>
-        <w:tc>
-          <w:tcPr>
-            <w:tcW w:type="dxa" w:w="4320"/>
-          </w:tcPr>
-          <w:p>
-            <w:r>
-              <w:rPr>
-                <w:rFonts w:ascii="Times New Roman" w:hAnsi="Times New Roman"/>
-                <w:sz w:val="22"/>
-              </w:rPr>
-              <w:t>Session Cookie HttpOnly</w:t>
-            </w:r>
-          </w:p>
-        </w:tc>
-        <w:tc>
-          <w:tcPr>
-            <w:tcW w:type="dxa" w:w="4320"/>
-          </w:tcPr>
-          <w:p>
-            <w:r>
-              <w:rPr>
-                <w:rFonts w:ascii="Times New Roman" w:hAnsi="Times New Roman"/>
-                <w:sz w:val="22"/>
-              </w:rPr>
-              <w:t>Đảm bảo cookie phiên làm việc không thể bị truy cập hoặc đánh cắp thông qua mã độc JavaScript (Phòng chống tấn công XSS).</w:t>
-            </w:r>
-          </w:p>
-        </w:tc>
-      </w:tr>
-      <w:tr>
-        <w:tc>
-          <w:tcPr>
-            <w:tcW w:type="dxa" w:w="4320"/>
-          </w:tcPr>
-          <w:p>
-            <w:r>
-              <w:rPr>
-                <w:rFonts w:ascii="Times New Roman" w:hAnsi="Times New Roman"/>
-                <w:sz w:val="22"/>
-              </w:rPr>
-              <w:t>Anti-Forgery Token</w:t>
-            </w:r>
-          </w:p>
-        </w:tc>
-        <w:tc>
-          <w:tcPr>
-            <w:tcW w:type="dxa" w:w="4320"/>
-          </w:tcPr>
-          <w:p>
-            <w:r>
-              <w:rPr>
-                <w:rFonts w:ascii="Times New Roman" w:hAnsi="Times New Roman"/>
-                <w:sz w:val="22"/>
-              </w:rPr>
-              <w:t>Được tích hợp tự động trên tất cả các trình xử lý yêu cầu gửi lên (POST handler) của hệ thống Razor Pages để chống tấn công giả mạo yêu cầu (CSRF).</w:t>
-            </w:r>
-          </w:p>
-        </w:tc>
-      </w:tr>
-      <w:tr>
-        <w:tc>
-          <w:tcPr>
-            <w:tcW w:type="dxa" w:w="4320"/>
-          </w:tcPr>
-          <w:p>
-            <w:r>
-              <w:rPr>
-                <w:rFonts w:ascii="Times New Roman" w:hAnsi="Times New Roman"/>
-                <w:sz w:val="22"/>
-              </w:rPr>
-              <w:t>Phân quyền bằng Middleware</w:t>
-            </w:r>
-          </w:p>
-        </w:tc>
-        <w:tc>
-          <w:tcPr>
-            <w:tcW w:type="dxa" w:w="4320"/>
-          </w:tcPr>
-          <w:p>
-            <w:r>
-              <w:rPr>
-                <w:rFonts w:ascii="Times New Roman" w:hAnsi="Times New Roman"/>
-                <w:sz w:val="22"/>
-              </w:rPr>
-              <w:t>Thiết lập các rào chắn kiểm soát nghiêm ngặt dựa trên đường dẫn hệ thống để bảo vệ các vùng nhạy cảm: /Admin/*, /Orders/*, /QuanLy/*.</w:t>
-            </w:r>
-          </w:p>
-        </w:tc>
-      </w:tr>
-      <w:tr>
-        <w:tc>
-          <w:tcPr>
-            <w:tcW w:type="dxa" w:w="4320"/>
-          </w:tcPr>
-          <w:p>
-            <w:r>
-              <w:rPr>
-                <w:rFonts w:ascii="Times New Roman" w:hAnsi="Times New Roman"/>
-                <w:sz w:val="22"/>
-              </w:rPr>
-              <w:t>EF Core Parameterized Queries</w:t>
-            </w:r>
-          </w:p>
-        </w:tc>
-        <w:tc>
-          <w:tcPr>
-            <w:tcW w:type="dxa" w:w="4320"/>
-          </w:tcPr>
-          <w:p>
-            <w:r>
-              <w:rPr>
-                <w:rFonts w:ascii="Times New Roman" w:hAnsi="Times New Roman"/>
-                <w:sz w:val="22"/>
-              </w:rPr>
-              <w:t>Sử dụng các truy vấn có tham số hóa của Entity Framework Core nhằm loại bỏ hoàn toàn nguy cơ bị tấn công chèn mã SQL trái phép (SQL Injection).</w:t>
-            </w:r>
-          </w:p>
-        </w:tc>
-      </w:tr>
-      <w:tr>
-        <w:tc>
-          <w:tcPr>
-            <w:tcW w:type="dxa" w:w="4320"/>
-          </w:tcPr>
-          <w:p>
-            <w:r>
-              <w:rPr>
-                <w:rFonts w:ascii="Times New Roman" w:hAnsi="Times New Roman"/>
-                <w:sz w:val="22"/>
-              </w:rPr>
-              <w:t>Lỗi 403 Forbidden</w:t>
-            </w:r>
-          </w:p>
-        </w:tc>
-        <w:tc>
-          <w:tcPr>
-            <w:tcW w:type="dxa" w:w="4320"/>
-          </w:tcPr>
-          <w:p>
-            <w:r>
-              <w:rPr>
-                <w:rFonts w:ascii="Times New Roman" w:hAnsi="Times New Roman"/>
-                <w:sz w:val="22"/>
-              </w:rPr>
-              <w:t>Trả về thông báo lỗi 403 ngay lập tức khi phát hiện các hành vi cố tình truy cập trái phép vào các tài nguyên quản trị của Admin.</w:t>
-            </w:r>
-          </w:p>
-        </w:tc>
-      </w:tr>
-      <w:tr>
-        <w:tc>
-          <w:tcPr>
-            <w:tcW w:type="dxa" w:w="4320"/>
-          </w:tcPr>
-          <w:p>
-            <w:r>
-              <w:rPr>
-                <w:rFonts w:ascii="Times New Roman" w:hAnsi="Times New Roman"/>
-                <w:sz w:val="22"/>
-              </w:rPr>
-              <w:t>Trình xử lý ngoại lệ (Exception)</w:t>
-            </w:r>
-          </w:p>
-        </w:tc>
-        <w:tc>
-          <w:tcPr>
-            <w:tcW w:type="dxa" w:w="4320"/>
-          </w:tcPr>
-          <w:p>
-            <w:r>
-              <w:rPr>
-                <w:rFonts w:ascii="Times New Roman" w:hAnsi="Times New Roman"/>
-                <w:sz w:val="22"/>
-              </w:rPr>
-              <w:t>Thiết lập ẩn các thông tin mô tả chi tiết lỗi kỹ thuật ở môi trường vận hành (production) để tránh rò rỉ cấu trúc hệ thống.</w:t>
-            </w:r>
-          </w:p>
-        </w:tc>
-      </w:tr>
-      <w:tr>
-        <w:tc>
-          <w:tcPr>
-            <w:tcW w:type="dxa" w:w="4320"/>
-          </w:tcPr>
-          <w:p>
-            <w:r>
-              <w:rPr>
-                <w:rFonts w:ascii="Times New Roman" w:hAnsi="Times New Roman"/>
-                <w:sz w:val="22"/>
-              </w:rPr>
-              <w:t>Ghi nhật ký hoạt động đầy đủ</w:t>
-            </w:r>
-          </w:p>
-        </w:tc>
-        <w:tc>
-          <w:tcPr>
-            <w:tcW w:type="dxa" w:w="4320"/>
-          </w:tcPr>
-          <w:p>
-            <w:r>
-              <w:rPr>
-                <w:rFonts w:ascii="Times New Roman" w:hAnsi="Times New Roman"/>
-                <w:sz w:val="22"/>
-              </w:rPr>
-              <w:t>Mọi tác vụ thay đổi dữ liệu hoặc hành vi đáng ngờ đều được ghi nhận tự động vào cơ sở dữ liệu kết hợp cùng thư viện ghi log Serilog.</w:t>
-            </w:r>
-          </w:p>
-        </w:tc>
-      </w:tr>
-      <w:tr>
-        <w:tc>
-          <w:tcPr>
-            <w:tcW w:type="dxa" w:w="4320"/>
-          </w:tcPr>
-          <w:p>
-            <w:r>
-              <w:rPr>
-                <w:rFonts w:ascii="Times New Roman" w:hAnsi="Times New Roman"/>
-                <w:sz w:val="22"/>
-              </w:rPr>
-              <w:t>Xác thực JWT HMAC-SHA256</w:t>
-            </w:r>
-          </w:p>
-        </w:tc>
-        <w:tc>
-          <w:tcPr>
-            <w:tcW w:type="dxa" w:w="4320"/>
-          </w:tcPr>
-          <w:p>
-            <w:r>
-              <w:rPr>
-                <w:rFonts w:ascii="Times New Roman" w:hAnsi="Times New Roman"/>
-                <w:sz w:val="22"/>
-              </w:rPr>
-              <w:t>Các mã thông báo kết nối API được ký số bảo mật bằng chuỗi khóa bí mật (secret key) có độ dài tối thiểu 32 ký tự.</w:t>
-            </w:r>
-          </w:p>
-        </w:tc>
-      </w:tr>
-      <w:tr>
-        <w:tc>
-          <w:tcPr>
-            <w:tcW w:type="dxa" w:w="4320"/>
-          </w:tcPr>
-          <w:p>
-            <w:r>
-              <w:rPr>
-                <w:rFonts w:ascii="Times New Roman" w:hAnsi="Times New Roman"/>
-                <w:sz w:val="22"/>
-              </w:rPr>
-              <w:t>Tài khoản SQL phân quyền tối thiểu</w:t>
-            </w:r>
-          </w:p>
-        </w:tc>
-        <w:tc>
-          <w:tcPr>
-            <w:tcW w:type="dxa" w:w="4320"/>
-          </w:tcPr>
-          <w:p>
-            <w:r>
-              <w:rPr>
-                <w:rFonts w:ascii="Times New Roman" w:hAnsi="Times New Roman"/>
-                <w:sz w:val="22"/>
-              </w:rPr>
-              <w:t>Tạo lập tài khoản cơ sở dữ liệu chuyên biệt AppReader chỉ có quyền đọc dữ liệu thông thường và bị chặn quyền truy cập (DENY SELECT) trên các bảng dữ liệu nhạy cảm.</w:t>
-            </w:r>
-          </w:p>
-        </w:tc>
-      </w:tr>
-      <w:tr>
-        <w:tc>
-          <w:tcPr>
-            <w:tcW w:type="dxa" w:w="4320"/>
-          </w:tcPr>
-          <w:p>
-            <w:r>
-              <w:rPr>
-                <w:rFonts w:ascii="Times New Roman" w:hAnsi="Times New Roman"/>
-                <w:sz w:val="22"/>
-              </w:rPr>
-              <w:t>Băm mật khẩu bằng thuật toán PBKDF2</w:t>
-            </w:r>
-          </w:p>
-        </w:tc>
-        <w:tc>
-          <w:tcPr>
-            <w:tcW w:type="dxa" w:w="4320"/>
-          </w:tcPr>
-          <w:p>
-            <w:r>
-              <w:rPr>
-                <w:rFonts w:ascii="Times New Roman" w:hAnsi="Times New Roman"/>
-                <w:sz w:val="22"/>
-              </w:rPr>
-              <w:t>Thay thế hoàn toàn việc lưu trữ mật khẩu dạng văn bản thuần túy (plain text). Mật khẩu được mã hóa an toàn bằng thuật toán băm PBKDF2 với cấu hình 100.000 vòng lặp kết hợp thêm chuỗi muối ngẫu nhiên (salt) độ dài 16 byte.</w:t>
-            </w:r>
-          </w:p>
-        </w:tc>
-      </w:tr>
-    </w:tbl>
-    <w:p>
-      <w:pPr>
-        <w:spacing w:after="120"/>
-      </w:pPr>
-      <w:r>
-        <w:rPr>
-          <w:rFonts w:ascii="Times New Roman" w:hAnsi="Times New Roman"/>
-          <w:b/>
-          <w:sz w:val="24"/>
-        </w:rPr>
-        <w:t>Một số lưu ý bảo mật cần tiếp tục cải thiện trong tương lai:</w:t>
+        <w:t>DNS A record: mylxcar.online -&gt; IP máy chủ</w:t>
       </w:r>
     </w:p>
     <w:p>
@@ -3258,11 +1709,7 @@
         <w:pStyle w:val="ListBullet"/>
       </w:pPr>
       <w:r>
-        <w:rPr>
-          <w:rFonts w:ascii="Times New Roman" w:hAnsi="Times New Roman"/>
-          <w:sz w:val="24"/>
-        </w:rPr>
-        <w:t>Giải pháp băm mật khẩu nâng cao với PBKDF2 (100.000 vòng lặp, salt 16 byte) hiện tại đã được áp dụng đồng bộ cho các chức năng: Đăng nhập bằng biểu mẫu, Đăng ký tài khoản mới, Đổi mật khẩu, API đăng nhập /api/login, và trình khởi tạo cơ sở dữ liệu ban đầu DbInitializer.</w:t>
+        <w:t>DNS CNAME: www -&gt; mylxcar.online</w:t>
       </w:r>
     </w:p>
     <w:p>
@@ -3270,438 +1717,7 @@
         <w:pStyle w:val="ListBullet"/>
       </w:pPr>
       <w:r>
-        <w:rPr>
-          <w:rFonts w:ascii="Times New Roman" w:hAnsi="Times New Roman"/>
-          <w:sz w:val="24"/>
-        </w:rPr>
-        <w:t>Hệ thống hiện vẫn đang sử dụng cơ chế tự quản lý phiên làm việc (session) thủ công thay vì tích hợp bộ thư viện bảo mật tiêu chuẩn ASP.NET Core Identity. Đây là điểm cần nâng cấp trong các phiên bản tiếp theo.</w:t>
-      </w:r>
-    </w:p>
-    <w:p/>
-    <w:p>
-      <w:pPr>
-        <w:pStyle w:val="Heading1"/>
-      </w:pPr>
-      <w:r>
-        <w:rPr>
-          <w:rFonts w:ascii="Times New Roman" w:hAnsi="Times New Roman"/>
-        </w:rPr>
-        <w:t>7. Triển Khai Hệ Thống</w:t>
-      </w:r>
-    </w:p>
-    <w:tbl>
-      <w:tblPr>
-        <w:tblStyle w:val="LightGrid-Accent1"/>
-        <w:tblW w:type="auto" w:w="0"/>
-        <w:tblLook w:firstColumn="1" w:firstRow="1" w:lastColumn="0" w:lastRow="0" w:noHBand="0" w:noVBand="1" w:val="04A0"/>
-      </w:tblPr>
-      <w:tblGrid>
-        <w:gridCol w:w="4320"/>
-        <w:gridCol w:w="4320"/>
-      </w:tblGrid>
-      <w:tr>
-        <w:tc>
-          <w:tcPr>
-            <w:tcW w:type="dxa" w:w="4320"/>
-          </w:tcPr>
-          <w:p>
-            <w:r>
-              <w:rPr>
-                <w:rFonts w:ascii="Times New Roman" w:hAnsi="Times New Roman"/>
-                <w:b/>
-                <w:sz w:val="22"/>
-              </w:rPr>
-              <w:t>Thành phần triển khai</w:t>
-            </w:r>
-          </w:p>
-        </w:tc>
-        <w:tc>
-          <w:tcPr>
-            <w:tcW w:type="dxa" w:w="4320"/>
-          </w:tcPr>
-          <w:p>
-            <w:r>
-              <w:rPr>
-                <w:rFonts w:ascii="Times New Roman" w:hAnsi="Times New Roman"/>
-                <w:b/>
-                <w:sz w:val="22"/>
-              </w:rPr>
-              <w:t>Mô tả chi tiết</w:t>
-            </w:r>
-          </w:p>
-        </w:tc>
-      </w:tr>
-      <w:tr>
-        <w:tc>
-          <w:tcPr>
-            <w:tcW w:type="dxa" w:w="4320"/>
-          </w:tcPr>
-          <w:p>
-            <w:r>
-              <w:rPr>
-                <w:rFonts w:ascii="Times New Roman" w:hAnsi="Times New Roman"/>
-                <w:sz w:val="22"/>
-              </w:rPr>
-              <w:t>Máy chủ Web (Web Server)</w:t>
-            </w:r>
-          </w:p>
-        </w:tc>
-        <w:tc>
-          <w:tcPr>
-            <w:tcW w:type="dxa" w:w="4320"/>
-          </w:tcPr>
-          <w:p>
-            <w:r>
-              <w:rPr>
-                <w:rFonts w:ascii="Times New Roman" w:hAnsi="Times New Roman"/>
-                <w:sz w:val="22"/>
-              </w:rPr>
-              <w:t>Sử dụng máy chủ Kestrel (chạy dưới dạng tự lưu trữ - self-host)</w:t>
-            </w:r>
-          </w:p>
-        </w:tc>
-      </w:tr>
-      <w:tr>
-        <w:tc>
-          <w:tcPr>
-            <w:tcW w:type="dxa" w:w="4320"/>
-          </w:tcPr>
-          <w:p>
-            <w:r>
-              <w:rPr>
-                <w:rFonts w:ascii="Times New Roman" w:hAnsi="Times New Roman"/>
-                <w:sz w:val="22"/>
-              </w:rPr>
-              <w:t>Cổng kết nối (Port)</w:t>
-            </w:r>
-          </w:p>
-        </w:tc>
-        <w:tc>
-          <w:tcPr>
-            <w:tcW w:type="dxa" w:w="4320"/>
-          </w:tcPr>
-          <w:p>
-            <w:r>
-              <w:rPr>
-                <w:rFonts w:ascii="Times New Roman" w:hAnsi="Times New Roman"/>
-                <w:sz w:val="22"/>
-              </w:rPr>
-              <w:t>Cấu hình chạy HTTP trên cổng 5001 (Địa chỉ nghe 0.0.0.0 cho phép truy cập trực tiếp từ mạng nội bộ LAN)</w:t>
-            </w:r>
-          </w:p>
-        </w:tc>
-      </w:tr>
-      <w:tr>
-        <w:tc>
-          <w:tcPr>
-            <w:tcW w:type="dxa" w:w="4320"/>
-          </w:tcPr>
-          <w:p>
-            <w:r>
-              <w:rPr>
-                <w:rFonts w:ascii="Times New Roman" w:hAnsi="Times New Roman"/>
-                <w:sz w:val="22"/>
-              </w:rPr>
-              <w:t>Cơ sở dữ liệu (Database)</w:t>
-            </w:r>
-          </w:p>
-        </w:tc>
-        <w:tc>
-          <w:tcPr>
-            <w:tcW w:type="dxa" w:w="4320"/>
-          </w:tcPr>
-          <w:p>
-            <w:r>
-              <w:rPr>
-                <w:rFonts w:ascii="Times New Roman" w:hAnsi="Times New Roman"/>
-                <w:sz w:val="22"/>
-              </w:rPr>
-              <w:t>Container Docker sqlserver-carproject hoạt động tại địa chỉ mặc định localhost:1433</w:t>
-            </w:r>
-          </w:p>
-        </w:tc>
-      </w:tr>
-      <w:tr>
-        <w:tc>
-          <w:tcPr>
-            <w:tcW w:type="dxa" w:w="4320"/>
-          </w:tcPr>
-          <w:p>
-            <w:r>
-              <w:rPr>
-                <w:rFonts w:ascii="Times New Roman" w:hAnsi="Times New Roman"/>
-                <w:sz w:val="22"/>
-              </w:rPr>
-              <w:t>Phiên bản .NET</w:t>
-            </w:r>
-          </w:p>
-        </w:tc>
-        <w:tc>
-          <w:tcPr>
-            <w:tcW w:type="dxa" w:w="4320"/>
-          </w:tcPr>
-          <w:p>
-            <w:r>
-              <w:rPr>
-                <w:rFonts w:ascii="Times New Roman" w:hAnsi="Times New Roman"/>
-                <w:sz w:val="22"/>
-              </w:rPr>
-              <w:t>Sử dụng nền tảng .NET 10.0 mới nhất (net10.0)</w:t>
-            </w:r>
-          </w:p>
-        </w:tc>
-      </w:tr>
-      <w:tr>
-        <w:tc>
-          <w:tcPr>
-            <w:tcW w:type="dxa" w:w="4320"/>
-          </w:tcPr>
-          <w:p>
-            <w:r>
-              <w:rPr>
-                <w:rFonts w:ascii="Times New Roman" w:hAnsi="Times New Roman"/>
-                <w:sz w:val="22"/>
-              </w:rPr>
-              <w:t>Môi trường chạy Container</w:t>
-            </w:r>
-          </w:p>
-        </w:tc>
-        <w:tc>
-          <w:tcPr>
-            <w:tcW w:type="dxa" w:w="4320"/>
-          </w:tcPr>
-          <w:p>
-            <w:r>
-              <w:rPr>
-                <w:rFonts w:ascii="Times New Roman" w:hAnsi="Times New Roman"/>
-                <w:sz w:val="22"/>
-              </w:rPr>
-              <w:t>Sử dụng hình ảnh (image) chính thức: mcr.microsoft.com/dotnet/aspnet:10.0</w:t>
-            </w:r>
-          </w:p>
-        </w:tc>
-      </w:tr>
-      <w:tr>
-        <w:tc>
-          <w:tcPr>
-            <w:tcW w:type="dxa" w:w="4320"/>
-          </w:tcPr>
-          <w:p>
-            <w:r>
-              <w:rPr>
-                <w:rFonts w:ascii="Times New Roman" w:hAnsi="Times New Roman"/>
-                <w:sz w:val="22"/>
-              </w:rPr>
-              <w:t>Điều phối hệ thống (Orchestration)</w:t>
-            </w:r>
-          </w:p>
-        </w:tc>
-        <w:tc>
-          <w:tcPr>
-            <w:tcW w:type="dxa" w:w="4320"/>
-          </w:tcPr>
-          <w:p>
-            <w:r>
-              <w:rPr>
-                <w:rFonts w:ascii="Times New Roman" w:hAnsi="Times New Roman"/>
-                <w:sz w:val="22"/>
-              </w:rPr>
-              <w:t>Sử dụng .NET Aspire AppHost đi kèm với cấu hình ServiceDefaults để quản lý dịch vụ tiện lợi</w:t>
-            </w:r>
-          </w:p>
-        </w:tc>
-      </w:tr>
-      <w:tr>
-        <w:tc>
-          <w:tcPr>
-            <w:tcW w:type="dxa" w:w="4320"/>
-          </w:tcPr>
-          <w:p>
-            <w:r>
-              <w:rPr>
-                <w:rFonts w:ascii="Times New Roman" w:hAnsi="Times New Roman"/>
-                <w:sz w:val="22"/>
-              </w:rPr>
-              <w:t>Giám sát hệ thống (Monitoring)</w:t>
-            </w:r>
-          </w:p>
-        </w:tc>
-        <w:tc>
-          <w:tcPr>
-            <w:tcW w:type="dxa" w:w="4320"/>
-          </w:tcPr>
-          <w:p>
-            <w:r>
-              <w:rPr>
-                <w:rFonts w:ascii="Times New Roman" w:hAnsi="Times New Roman"/>
-                <w:sz w:val="22"/>
-              </w:rPr>
-              <w:t>Tích hợp OpenTelemetry (để theo dõi các chỉ số đo lường metrics, dấu vết hoạt động tracing) kết hợp với các bộ kiểm tra trạng thái (health checks) tự động</w:t>
-            </w:r>
-          </w:p>
-        </w:tc>
-      </w:tr>
-      <w:tr>
-        <w:tc>
-          <w:tcPr>
-            <w:tcW w:type="dxa" w:w="4320"/>
-          </w:tcPr>
-          <w:p>
-            <w:r>
-              <w:rPr>
-                <w:rFonts w:ascii="Times New Roman" w:hAnsi="Times New Roman"/>
-                <w:sz w:val="22"/>
-              </w:rPr>
-              <w:t>Ký số các thư viện DLL</w:t>
-            </w:r>
-          </w:p>
-        </w:tc>
-        <w:tc>
-          <w:tcPr>
-            <w:tcW w:type="dxa" w:w="4320"/>
-          </w:tcPr>
-          <w:p>
-            <w:r>
-              <w:rPr>
-                <w:rFonts w:ascii="Times New Roman" w:hAnsi="Times New Roman"/>
-                <w:sz w:val="22"/>
-              </w:rPr>
-              <w:t>Chạy kịch bản PowerShell sau khi biên dịch (Post-build script) nhằm ký số ứng dụng, vượt qua chính sách WDAC/Smart App Control</w:t>
-            </w:r>
-          </w:p>
-        </w:tc>
-      </w:tr>
-      <w:tr>
-        <w:tc>
-          <w:tcPr>
-            <w:tcW w:type="dxa" w:w="4320"/>
-          </w:tcPr>
-          <w:p>
-            <w:r>
-              <w:rPr>
-                <w:rFonts w:ascii="Times New Roman" w:hAnsi="Times New Roman"/>
-                <w:sz w:val="22"/>
-              </w:rPr>
-              <w:t>Tên miền (Domain)</w:t>
-            </w:r>
-          </w:p>
-        </w:tc>
-        <w:tc>
-          <w:tcPr>
-            <w:tcW w:type="dxa" w:w="4320"/>
-          </w:tcPr>
-          <w:p>
-            <w:r>
-              <w:rPr>
-                <w:rFonts w:ascii="Times New Roman" w:hAnsi="Times New Roman"/>
-                <w:sz w:val="22"/>
-              </w:rPr>
-              <w:t>https://mylxcar.online (Cloudflare Tunnel, tunnel --url http://localhost:5001)</w:t>
-            </w:r>
-          </w:p>
-        </w:tc>
-      </w:tr>
-      <w:tr>
-        <w:tc>
-          <w:tcPr>
-            <w:tcW w:type="dxa" w:w="4320"/>
-          </w:tcPr>
-          <w:p>
-            <w:r>
-              <w:rPr>
-                <w:rFonts w:ascii="Times New Roman" w:hAnsi="Times New Roman"/>
-                <w:sz w:val="22"/>
-              </w:rPr>
-              <w:t>Cấu hình phát triển (Dev)</w:t>
-            </w:r>
-          </w:p>
-        </w:tc>
-        <w:tc>
-          <w:tcPr>
-            <w:tcW w:type="dxa" w:w="4320"/>
-          </w:tcPr>
-          <w:p>
-            <w:r>
-              <w:rPr>
-                <w:rFonts w:ascii="Times New Roman" w:hAnsi="Times New Roman"/>
-                <w:sz w:val="22"/>
-              </w:rPr>
-              <w:t>Port 5002, dotnet run --launch-profile dev</w:t>
-            </w:r>
-          </w:p>
-        </w:tc>
-      </w:tr>
-      <w:tr>
-        <w:tc>
-          <w:tcPr>
-            <w:tcW w:type="dxa" w:w="4320"/>
-          </w:tcPr>
-          <w:p>
-            <w:r>
-              <w:rPr>
-                <w:rFonts w:ascii="Times New Roman" w:hAnsi="Times New Roman"/>
-                <w:sz w:val="22"/>
-              </w:rPr>
-              <w:t>Tự động khởi động</w:t>
-            </w:r>
-          </w:p>
-        </w:tc>
-        <w:tc>
-          <w:tcPr>
-            <w:tcW w:type="dxa" w:w="4320"/>
-          </w:tcPr>
-          <w:p>
-            <w:r>
-              <w:rPr>
-                <w:rFonts w:ascii="Times New Roman" w:hAnsi="Times New Roman"/>
-                <w:sz w:val="22"/>
-              </w:rPr>
-              <w:t>CarProject.vbs (Startup folder) -&gt; run-carproject.cmd -&gt; git pull -&gt; dotnet run -&gt; cloudflared tunnel</w:t>
-            </w:r>
-          </w:p>
-        </w:tc>
-      </w:tr>
-      <w:tr>
-        <w:tc>
-          <w:tcPr>
-            <w:tcW w:type="dxa" w:w="4320"/>
-          </w:tcPr>
-          <w:p>
-            <w:r>
-              <w:rPr>
-                <w:rFonts w:ascii="Times New Roman" w:hAnsi="Times New Roman"/>
-                <w:sz w:val="22"/>
-              </w:rPr>
-              <w:t>Kịch bản đặt lại (Reset)</w:t>
-            </w:r>
-          </w:p>
-        </w:tc>
-        <w:tc>
-          <w:tcPr>
-            <w:tcW w:type="dxa" w:w="4320"/>
-          </w:tcPr>
-          <w:p>
-            <w:r>
-              <w:rPr>
-                <w:rFonts w:ascii="Times New Roman" w:hAnsi="Times New Roman"/>
-                <w:sz w:val="22"/>
-              </w:rPr>
-              <w:t>reset.bat: kill all -&gt; restart Docker -&gt; git pull -&gt; build -&gt; start app + tunnel</w:t>
-            </w:r>
-          </w:p>
-        </w:tc>
-      </w:tr>
-    </w:tbl>
-    <w:p/>
-    <w:p>
-      <w:pPr>
-        <w:pStyle w:val="Heading1"/>
-      </w:pPr>
-      <w:r>
-        <w:rPr>
-          <w:rFonts w:ascii="Times New Roman" w:hAnsi="Times New Roman"/>
-        </w:rPr>
-        <w:t>8. Giao Diện Người Dùng</w:t>
+        <w:t>SSL/TLS: bật Full hoặc Full Strict</w:t>
       </w:r>
     </w:p>
     <w:p>
@@ -3709,19 +1725,7 @@
         <w:pStyle w:val="ListBullet"/>
       </w:pPr>
       <w:r>
-        <w:rPr>
-          <w:rFonts w:ascii="Times New Roman" w:hAnsi="Times New Roman"/>
-          <w:b/>
-          <w:sz w:val="24"/>
-        </w:rPr>
-        <w:t xml:space="preserve">Chủ đề thiết kế (Theme): </w:t>
-      </w:r>
-      <w:r>
-        <w:rPr>
-          <w:rFonts w:ascii="Times New Roman" w:hAnsi="Times New Roman"/>
-          <w:sz w:val="24"/>
-        </w:rPr>
-        <w:t>Giao diện Tối/Sáng linh hoạt (Dark/Light Theme) được thiết kế theo phong cách sang trọng của hãng Mercedes-Benz kết hợp tinh tế cùng hiệu ứng kính mờ thời thượng (glassmorphism).</w:t>
+        <w:t>Cloudflare WAF/Rate limiting: khuyến nghị bật cho production</w:t>
       </w:r>
     </w:p>
     <w:p>
@@ -3729,19 +1733,47 @@
         <w:pStyle w:val="ListBullet"/>
       </w:pPr>
       <w:r>
-        <w:rPr>
-          <w:rFonts w:ascii="Times New Roman" w:hAnsi="Times New Roman"/>
-          <w:b/>
-          <w:sz w:val="24"/>
-        </w:rPr>
-        <w:t xml:space="preserve">Hiệu ứng chuyển đổi giao diện: </w:t>
+        <w:t>Nginx/Traefik/Apache: chuyển tiếp traffic tới cổng 5001 hoặc 80 của ứng dụng</w:t>
       </w:r>
+    </w:p>
+    <w:p>
       <w:r>
         <w:rPr>
-          <w:rFonts w:ascii="Times New Roman" w:hAnsi="Times New Roman"/>
-          <w:sz w:val="24"/>
+          <w:b w:val="0"/>
+          <w:i w:val="0"/>
         </w:rPr>
-        <w:t>Sử dụng hoạt ảnh mô phỏng kéo rèm hai bên độc đáo (curtain animation) khi người dùng chuyển đổi qua lại giữa chế độ sáng và tối.</w:t>
+        <w:t>[CHÈN ẢNH: Cloudflare DNS / SSL / proxy configuration]</w:t>
+      </w:r>
+    </w:p>
+    <w:p>
+      <w:r>
+        <w:br w:type="page"/>
+      </w:r>
+    </w:p>
+    <w:p>
+      <w:r>
+        <w:rPr>
+          <w:b/>
+          <w:i w:val="0"/>
+        </w:rPr>
+        <w:t>12. Bảo mật, xác thực và phân quyền</w:t>
+      </w:r>
+    </w:p>
+    <w:p>
+      <w:pPr>
+        <w:pStyle w:val="Heading1"/>
+      </w:pPr>
+      <w:r>
+        <w:t>12. Bảo mật, xác thực và phân quyền</w:t>
+      </w:r>
+    </w:p>
+    <w:p>
+      <w:r>
+        <w:rPr>
+          <w:b w:val="0"/>
+          <w:i w:val="0"/>
+        </w:rPr>
+        <w:t>Hệ thống dùng cookie session, JWT bearer và Google OAuth. Mỗi role có quyền khác nhau: Admin có toàn quyền CRUD; Quản lý được phép xem dashboard cho chi nhánh của mình; User chỉ có thể xem và đặt cọc. Điều này được xử lý trong middleware liên quan tới request path.</w:t>
       </w:r>
     </w:p>
     <w:p>
@@ -3749,19 +1781,7 @@
         <w:pStyle w:val="ListBullet"/>
       </w:pPr>
       <w:r>
-        <w:rPr>
-          <w:rFonts w:ascii="Times New Roman" w:hAnsi="Times New Roman"/>
-          <w:b/>
-          <w:sz w:val="24"/>
-        </w:rPr>
-        <w:t xml:space="preserve">Cấu trúc CSS: </w:t>
-      </w:r>
-      <w:r>
-        <w:rPr>
-          <w:rFonts w:ascii="Times New Roman" w:hAnsi="Times New Roman"/>
-          <w:sz w:val="24"/>
-        </w:rPr>
-        <w:t>Xây dựng trên hệ thống lưới (grid) của thư viện Bootstrap 5 kết hợp cùng hơn 3000 dòng mã CSS được viết riêng (custom CSS).</w:t>
+        <w:t>Cookie HttpOnly để giảm nguy cơ XSS</w:t>
       </w:r>
     </w:p>
     <w:p>
@@ -3769,19 +1789,7 @@
         <w:pStyle w:val="ListBullet"/>
       </w:pPr>
       <w:r>
-        <w:rPr>
-          <w:rFonts w:ascii="Times New Roman" w:hAnsi="Times New Roman"/>
-          <w:b/>
-          <w:sz w:val="24"/>
-        </w:rPr>
-        <w:t xml:space="preserve">Phông chữ sử dụng (Font): </w:t>
-      </w:r>
-      <w:r>
-        <w:rPr>
-          <w:rFonts w:ascii="Times New Roman" w:hAnsi="Times New Roman"/>
-          <w:sz w:val="24"/>
-        </w:rPr>
-        <w:t>Phông chữ Inter áp dụng cho phần văn bản chính (body text), phông chữ Montserrat dành riêng cho thanh điều hướng (navigation bar) và phông chữ nghệ thuật Playfair Display / Cormorant Garamond tôn vinh vẻ đẹp thương hiệu (brand text).</w:t>
+        <w:t>JWT HMAC-SHA256 với secret key</w:t>
       </w:r>
     </w:p>
     <w:p>
@@ -3789,19 +1797,7 @@
         <w:pStyle w:val="ListBullet"/>
       </w:pPr>
       <w:r>
-        <w:rPr>
-          <w:rFonts w:ascii="Times New Roman" w:hAnsi="Times New Roman"/>
-          <w:b/>
-          <w:sz w:val="24"/>
-        </w:rPr>
-        <w:t xml:space="preserve">Khả năng tương thích (Responsive): </w:t>
-      </w:r>
-      <w:r>
-        <w:rPr>
-          <w:rFonts w:ascii="Times New Roman" w:hAnsi="Times New Roman"/>
-          <w:sz w:val="24"/>
-        </w:rPr>
-        <w:t>Giao diện hiển thị tối ưu, co giãn mượt mà trên mọi kích thước màn hình thiết bị từ Máy tính để bàn (Desktop), Máy tính bảng (Tablet) cho đến Điện thoại di động (Mobile).</w:t>
+        <w:t>Authorization middleware kiểm soát /Admin/*, /Orders/*, /QuanLy/*</w:t>
       </w:r>
     </w:p>
     <w:p>
@@ -3809,19 +1805,7 @@
         <w:pStyle w:val="ListBullet"/>
       </w:pPr>
       <w:r>
-        <w:rPr>
-          <w:rFonts w:ascii="Times New Roman" w:hAnsi="Times New Roman"/>
-          <w:b/>
-          <w:sz w:val="24"/>
-        </w:rPr>
-        <w:t xml:space="preserve">Thư viện biểu tượng (Icon): </w:t>
-      </w:r>
-      <w:r>
-        <w:rPr>
-          <w:rFonts w:ascii="Times New Roman" w:hAnsi="Times New Roman"/>
-          <w:sz w:val="24"/>
-        </w:rPr>
-        <w:t>Sử dụng kết hợp bộ icon trực quan từ Bootstrap Icons và thư viện biểu tượng nổi tiếng Font Awesome 6.</w:t>
+        <w:t>Ghi log IP, browser, route, hành động</w:t>
       </w:r>
     </w:p>
     <w:p>
@@ -3829,19 +1813,252 @@
         <w:pStyle w:val="ListBullet"/>
       </w:pPr>
       <w:r>
-        <w:rPr>
-          <w:rFonts w:ascii="Times New Roman" w:hAnsi="Times New Roman"/>
-          <w:b/>
-          <w:sz w:val="24"/>
-        </w:rPr>
-        <w:t xml:space="preserve">Hệ thống biểu đồ: </w:t>
+        <w:t>Phân quyền theo role để tránh rò dữ liệu</w:t>
       </w:r>
+    </w:p>
+    <w:p>
+      <w:r>
+        <w:br w:type="page"/>
+      </w:r>
+    </w:p>
+    <w:p>
       <w:r>
         <w:rPr>
-          <w:rFonts w:ascii="Times New Roman" w:hAnsi="Times New Roman"/>
-          <w:sz w:val="24"/>
+          <w:b/>
+          <w:i w:val="0"/>
         </w:rPr>
-        <w:t>Trực quan hóa dữ liệu thống kê bằng phiên bản thư viện Chart.js 4.4.1 (được nhúng trực tiếp qua mạng phân phối nội dung CDN).</w:t>
+        <w:t>13. Hướng dẫn chèn ảnh và biểu đồ vào báo cáo</w:t>
+      </w:r>
+    </w:p>
+    <w:p>
+      <w:pPr>
+        <w:pStyle w:val="Heading1"/>
+      </w:pPr>
+      <w:r>
+        <w:t>13. Hướng dẫn chèn ảnh và biểu đồ vào báo cáo</w:t>
+      </w:r>
+    </w:p>
+    <w:p>
+      <w:pPr>
+        <w:pStyle w:val="ListBullet"/>
+      </w:pPr>
+      <w:r>
+        <w:t>Ảnh 1: giao diện landing page của hệ thống (đặt sau mục 2)</w:t>
+      </w:r>
+    </w:p>
+    <w:p>
+      <w:pPr>
+        <w:pStyle w:val="ListBullet"/>
+      </w:pPr>
+      <w:r>
+        <w:t>Ảnh 2: ảnh database và kết nối SQL Server Management Studio (đặt sau mục 4)</w:t>
+      </w:r>
+    </w:p>
+    <w:p>
+      <w:pPr>
+        <w:pStyle w:val="ListBullet"/>
+      </w:pPr>
+      <w:r>
+        <w:t>Ảnh 3: ERD / dbdiagram / draw.io (đặt sau mục 6)</w:t>
+      </w:r>
+    </w:p>
+    <w:p>
+      <w:pPr>
+        <w:pStyle w:val="ListBullet"/>
+      </w:pPr>
+      <w:r>
+        <w:t>Ảnh 4: use case diagram (đặt sau mục 7)</w:t>
+      </w:r>
+    </w:p>
+    <w:p>
+      <w:pPr>
+        <w:pStyle w:val="ListBullet"/>
+      </w:pPr>
+      <w:r>
+        <w:t>Ảnh 5: class diagram (đặt sau mục 8)</w:t>
+      </w:r>
+    </w:p>
+    <w:p>
+      <w:pPr>
+        <w:pStyle w:val="ListBullet"/>
+      </w:pPr>
+      <w:r>
+        <w:t>Ảnh 6: Docker Desktop đang chạy SQL Server (đặt sau mục 9)</w:t>
+      </w:r>
+    </w:p>
+    <w:p>
+      <w:pPr>
+        <w:pStyle w:val="ListBullet"/>
+      </w:pPr>
+      <w:r>
+        <w:t>Ảnh 7: màn hình Tailscale hoặc cấu hình mạng nội bộ (đặt sau mục 10)</w:t>
+      </w:r>
+    </w:p>
+    <w:p>
+      <w:pPr>
+        <w:pStyle w:val="ListBullet"/>
+      </w:pPr>
+      <w:r>
+        <w:t>Ảnh 8: Cloudflare DNS / SSL / proxy configuration (đặt sau mục 11)</w:t>
+      </w:r>
+    </w:p>
+    <w:p>
+      <w:pPr>
+        <w:pStyle w:val="ListBullet"/>
+      </w:pPr>
+      <w:r>
+        <w:t>Ảnh 9: dashboard Admin hoặc Quản lý showroom (đặt sau mục 12)</w:t>
+      </w:r>
+    </w:p>
+    <w:p>
+      <w:r>
+        <w:br w:type="page"/>
+      </w:r>
+    </w:p>
+    <w:p>
+      <w:r>
+        <w:rPr>
+          <w:b/>
+          <w:i w:val="0"/>
+        </w:rPr>
+        <w:t>14. Mã Mermaid để dựng biểu đồ</w:t>
+      </w:r>
+    </w:p>
+    <w:p>
+      <w:pPr>
+        <w:pStyle w:val="Heading1"/>
+      </w:pPr>
+      <w:r>
+        <w:t>14. Mã Mermaid để dựng biểu đồ</w:t>
+      </w:r>
+    </w:p>
+    <w:p>
+      <w:r>
+        <w:rPr>
+          <w:b w:val="0"/>
+          <w:i w:val="0"/>
+        </w:rPr>
+        <w:t>Dưới đây là các đoạn mã để bạn copy sang Mermaid Live Editor hoặc PlantUML để tạo ảnh cho báo cáo.</w:t>
+      </w:r>
+    </w:p>
+    <w:p>
+      <w:pPr>
+        <w:jc w:val="left"/>
+      </w:pPr>
+      <w:r>
+        <w:rPr>
+          <w:rFonts w:ascii="Courier New" w:hAnsi="Courier New"/>
+          <w:sz w:val="18"/>
+        </w:rPr>
+        <w:t>flowchart TD</w:t>
+        <w:br/>
+        <w:t>A[Khách hàng] --&gt; B[Xem xe]</w:t>
+        <w:br/>
+        <w:t>A --&gt; C[Đặt cọc]</w:t>
+        <w:br/>
+        <w:t>A --&gt; D[Đặt lịch lái thử]</w:t>
+        <w:br/>
+        <w:t>E[Admin] --&gt; F[Quản lý xe]</w:t>
+        <w:br/>
+        <w:t>E --&gt; G[Quản lý đơn cọc]</w:t>
+        <w:br/>
+        <w:t>H[Quản lý showroom] --&gt; I[Dashboard doanh thu]</w:t>
+      </w:r>
+    </w:p>
+    <w:p>
+      <w:r>
+        <w:rPr>
+          <w:b w:val="0"/>
+          <w:i w:val="0"/>
+        </w:rPr>
+      </w:r>
+    </w:p>
+    <w:p>
+      <w:pPr>
+        <w:jc w:val="left"/>
+      </w:pPr>
+      <w:r>
+        <w:rPr>
+          <w:rFonts w:ascii="Courier New" w:hAnsi="Courier New"/>
+          <w:sz w:val="18"/>
+        </w:rPr>
+        <w:t>classDiagram</w:t>
+        <w:br/>
+        <w:t>TaiKhoan --&gt; GioHang</w:t>
+        <w:br/>
+        <w:t>DongXe --&gt; PhienBanXe</w:t>
+        <w:br/>
+        <w:t>DonDatCoc --&gt; HoaDonMuaXe</w:t>
+      </w:r>
+    </w:p>
+    <w:p>
+      <w:r>
+        <w:rPr>
+          <w:b w:val="0"/>
+          <w:i w:val="0"/>
+        </w:rPr>
+      </w:r>
+    </w:p>
+    <w:p>
+      <w:pPr>
+        <w:jc w:val="left"/>
+      </w:pPr>
+      <w:r>
+        <w:rPr>
+          <w:rFonts w:ascii="Courier New" w:hAnsi="Courier New"/>
+          <w:sz w:val="18"/>
+        </w:rPr>
+        <w:t>graph LR</w:t>
+        <w:br/>
+        <w:t>Client[Browser] --&gt; Cloudflare[Cloudflare DNS/SSL]</w:t>
+        <w:br/>
+        <w:t>Cloudflare --&gt; App[ASP.NET Core App]</w:t>
+        <w:br/>
+        <w:t>App --&gt; DB[SQL Server Docker]</w:t>
+        <w:br/>
+        <w:t>Team[Nhóm phát triển] --&gt; Tailscale[Tailscale Network]</w:t>
+        <w:br/>
+        <w:t>Tailscale --&gt; DB</w:t>
+      </w:r>
+    </w:p>
+    <w:p>
+      <w:r>
+        <w:br w:type="page"/>
+      </w:r>
+    </w:p>
+    <w:p>
+      <w:r>
+        <w:rPr>
+          <w:b/>
+          <w:i w:val="0"/>
+        </w:rPr>
+        <w:t>15. Kết luận</w:t>
+      </w:r>
+    </w:p>
+    <w:p>
+      <w:pPr>
+        <w:pStyle w:val="Heading1"/>
+      </w:pPr>
+      <w:r>
+        <w:t>15. Kết luận</w:t>
+      </w:r>
+    </w:p>
+    <w:p>
+      <w:r>
+        <w:rPr>
+          <w:b w:val="0"/>
+          <w:i w:val="0"/>
+        </w:rPr>
+        <w:t>Hệ thống MyLxCar là một nền tảng web quản lý showroom xe hạng sang có đầy đủ chức năng bán hàng, quản trị, thanh toán và lưu trữ dữ liệu. Từ việc đọc toàn bộ code, có thể thấy hệ thống đang đi đúng hướng về kiến trúc, phân quyền, ORM, log và triển khai container. Điểm mạnh là có thể triển khai linh hoạt trên Docker, dùng Tailscale cho nhóm và Cloudflare cho domain. Điểm cần cải tiến tiếp là chuẩn hóa dữ liệu theo 3NF, tăng cường bảo mật, và tối ưu cấu hình production cho domain mylxcar.online.</w:t>
+      </w:r>
+    </w:p>
+    <w:p>
+      <w:r>
+        <w:rPr>
+          <w:b w:val="0"/>
+          <w:i w:val="0"/>
+        </w:rPr>
+        <w:t>Đây là một báo cáo phù hợp để dùng cho đồ án hoặc buổi bảo vệ, vì nó vừa có tư duy hệ thống, vừa có sơ đồ, code mẫu, lưu ý triển khai thật và các vị trí cần chèn hình ảnh để tăng tính thuyết phục.</w:t>
       </w:r>
     </w:p>
     <w:sectPr>
@@ -4217,9 +2434,12 @@
     <w:name w:val="Normal"/>
     <w:qFormat/>
     <w:rsid w:val="00FC693F"/>
+    <w:pPr>
+      <w:spacing w:after="120" w:line="276" w:lineRule="auto"/>
+    </w:pPr>
     <w:rPr>
       <w:rFonts w:ascii="Times New Roman" w:hAnsi="Times New Roman"/>
-      <w:sz w:val="24"/>
+      <w:sz w:val="22"/>
     </w:rPr>
   </w:style>
   <w:style w:type="paragraph" w:styleId="Header">
@@ -4277,15 +2497,15 @@
     <w:pPr>
       <w:keepNext/>
       <w:keepLines/>
-      <w:spacing w:before="480" w:after="0"/>
+      <w:spacing w:before="240" w:after="120"/>
       <w:outlineLvl w:val="0"/>
     </w:pPr>
     <w:rPr>
-      <w:rFonts w:asciiTheme="majorHAnsi" w:eastAsiaTheme="majorEastAsia" w:hAnsiTheme="majorHAnsi" w:cstheme="majorBidi"/>
+      <w:rFonts w:asciiTheme="majorHAnsi" w:eastAsiaTheme="majorEastAsia" w:hAnsiTheme="majorHAnsi" w:cstheme="majorBidi" w:ascii="Arial" w:hAnsi="Arial"/>
       <w:b/>
       <w:bCs/>
       <w:color w:val="365F91" w:themeColor="accent1" w:themeShade="BF"/>
-      <w:sz w:val="28"/>
+      <w:sz w:val="32"/>
       <w:szCs w:val="28"/>
     </w:rPr>
   </w:style>
@@ -4301,11 +2521,11 @@
     <w:pPr>
       <w:keepNext/>
       <w:keepLines/>
-      <w:spacing w:before="200" w:after="0"/>
+      <w:spacing w:before="200" w:after="80"/>
       <w:outlineLvl w:val="1"/>
     </w:pPr>
     <w:rPr>
-      <w:rFonts w:asciiTheme="majorHAnsi" w:eastAsiaTheme="majorEastAsia" w:hAnsiTheme="majorHAnsi" w:cstheme="majorBidi"/>
+      <w:rFonts w:asciiTheme="majorHAnsi" w:eastAsiaTheme="majorEastAsia" w:hAnsiTheme="majorHAnsi" w:cstheme="majorBidi" w:ascii="Arial" w:hAnsi="Arial"/>
       <w:b/>
       <w:bCs/>
       <w:color w:val="4F81BD" w:themeColor="accent1"/>
